--- a/Relazione JBriscola.docx
+++ b/Relazione JBriscola.docx
@@ -4,476 +4,494 @@
   <w:body>
     <w:p>
       <w:pPr>
-        <w:jc w:val="center"/>
+        <w:pStyle w:val="Titolo"/>
+      </w:pPr>
+      <w:r>
+        <w:t>Progetto JBRISCOLA</w:t>
+      </w:r>
+    </w:p>
+    <w:p>
+      <w:pPr>
+        <w:pStyle w:val="Sottotitolo"/>
+      </w:pPr>
+    </w:p>
+    <w:p>
+      <w:pPr>
+        <w:pStyle w:val="Sottotitolo"/>
+        <w:rPr>
+          <w:i w:val="0"/>
+        </w:rPr>
+      </w:pPr>
+      <w:r>
+        <w:t>Joel</w:t>
+      </w:r>
+      <w:r>
+        <w:t xml:space="preserve"> Xhemali</w:t>
+      </w:r>
+      <w:r>
+        <w:t xml:space="preserve"> </w:t>
+      </w:r>
+      <w:r>
+        <w:t>- n.</w:t>
+      </w:r>
+      <w:r>
+        <w:t xml:space="preserve"> </w:t>
+      </w:r>
+      <w:r>
+        <w:t xml:space="preserve">matricola 2279694 </w:t>
+      </w:r>
+    </w:p>
+    <w:p>
+      <w:pPr>
+        <w:pStyle w:val="Sottotitolo"/>
+        <w:rPr>
+          <w:i w:val="0"/>
+        </w:rPr>
+      </w:pPr>
+      <w:r>
+        <w:t xml:space="preserve">Corso </w:t>
+      </w:r>
+      <w:r>
+        <w:t xml:space="preserve">Telematica - </w:t>
+      </w:r>
+      <w:r>
+        <w:t>anno 2025/2026</w:t>
+      </w:r>
+    </w:p>
+    <w:p>
+      <w:pPr>
+        <w:rPr>
+          <w:sz w:val="20"/>
+          <w:szCs w:val="20"/>
+        </w:rPr>
+      </w:pPr>
+    </w:p>
+    <w:p>
+      <w:pPr>
+        <w:pStyle w:val="Titolo1"/>
+      </w:pPr>
+      <w:r>
+        <w:t>Introduzione e Obiettivi del Progetto</w:t>
+      </w:r>
+    </w:p>
+    <w:p>
+      <w:r>
+        <w:t xml:space="preserve">Il progetto </w:t>
+      </w:r>
+      <w:r>
         <w:rPr>
           <w:b/>
           <w:bCs/>
-          <w:sz w:val="40"/>
-          <w:szCs w:val="40"/>
-        </w:rPr>
-      </w:pPr>
-      <w:r>
+        </w:rPr>
+        <w:t>JBriscola</w:t>
+      </w:r>
+      <w:r>
+        <w:t xml:space="preserve"> si propone di realizzare un’applicazione desktop in java per la simulazione del gioco di carte della Briscola, nella sua variante a quattro giocatori suddivisi in due squadre.</w:t>
+      </w:r>
+    </w:p>
+    <w:p>
+      <w:pPr>
+        <w:rPr>
+          <w:u w:val="single"/>
+        </w:rPr>
+      </w:pPr>
+      <w:r>
+        <w:t xml:space="preserve">Il design del sistema è stato guidato dalla necessità di creare un’architettura robusta, </w:t>
+      </w:r>
+      <w:r>
+        <w:t>manutenibile</w:t>
+      </w:r>
+      <w:r>
+        <w:t xml:space="preserve"> e scalabile adottando pattern architetturali e comportamenti standard.</w:t>
+      </w:r>
+    </w:p>
+    <w:p>
+      <w:pPr>
+        <w:pStyle w:val="Titolo2"/>
+        <w:rPr>
+          <w:u w:val="single"/>
+        </w:rPr>
+      </w:pPr>
+      <w:r>
+        <w:t>Descrizione del gioco</w:t>
+      </w:r>
+    </w:p>
+    <w:p>
+      <w:r>
+        <w:t>La briscola è uno dei più diffusi giochi di carte in Italia</w:t>
+      </w:r>
+      <w:r>
+        <w:t xml:space="preserve">. Si gioca con un mazzo di 40 carte con i valori: </w:t>
+      </w:r>
+      <w:r>
+        <w:t>Asso,</w:t>
+      </w:r>
+      <w:r>
+        <w:t xml:space="preserve"> 2, 3, 4, 5, 6, 7, </w:t>
+      </w:r>
+      <w:r>
+        <w:t>F</w:t>
+      </w:r>
+      <w:r>
+        <w:t xml:space="preserve">ante, </w:t>
+      </w:r>
+      <w:r>
+        <w:t>C</w:t>
+      </w:r>
+      <w:r>
+        <w:t>avallo</w:t>
+      </w:r>
+      <w:r>
+        <w:t xml:space="preserve"> e</w:t>
+      </w:r>
+      <w:r>
+        <w:t xml:space="preserve"> </w:t>
+      </w:r>
+      <w:r>
+        <w:rPr>
+          <w:u w:val="single"/>
+        </w:rPr>
+        <w:t>R</w:t>
+      </w:r>
+      <w:r>
+        <w:rPr>
+          <w:u w:val="single"/>
+        </w:rPr>
+        <w:t>e</w:t>
+      </w:r>
+      <w:r>
+        <w:t xml:space="preserve"> di semi italiani o francesi. </w:t>
+      </w:r>
+      <w:r>
+        <w:t>Si può giocare in due, in quattro a coppie di due, in tre eliminando il 2 di coppe o</w:t>
+      </w:r>
+      <w:r>
+        <w:t xml:space="preserve"> di</w:t>
+      </w:r>
+      <w:r>
+        <w:t xml:space="preserve"> fiori, secondo il mazzo usato oppure in sei, tre contro tre, eliminando tutti e quattro i 2.</w:t>
+      </w:r>
+      <w:r>
+        <w:t xml:space="preserve"> </w:t>
+      </w:r>
+    </w:p>
+    <w:p>
+      <w:pPr>
+        <w:jc w:val="center"/>
+        <w:rPr>
+          <w:szCs w:val="26"/>
+        </w:rPr>
+      </w:pPr>
+      <w:r>
+        <w:rPr>
+          <w:noProof/>
+          <w:szCs w:val="26"/>
+        </w:rPr>
+        <w:drawing>
+          <wp:inline distT="0" distB="0" distL="0" distR="0" wp14:anchorId="05B069B1" wp14:editId="38EE201D">
+            <wp:extent cx="1224000" cy="2161740"/>
+            <wp:effectExtent l="0" t="0" r="0" b="0"/>
+            <wp:docPr id="1629295179" name="Immagine 1"/>
+            <wp:cNvGraphicFramePr>
+              <a:graphicFrameLocks xmlns:a="http://schemas.openxmlformats.org/drawingml/2006/main" noChangeAspect="1"/>
+            </wp:cNvGraphicFramePr>
+            <a:graphic xmlns:a="http://schemas.openxmlformats.org/drawingml/2006/main">
+              <a:graphicData uri="http://schemas.openxmlformats.org/drawingml/2006/picture">
+                <pic:pic xmlns:pic="http://schemas.openxmlformats.org/drawingml/2006/picture">
+                  <pic:nvPicPr>
+                    <pic:cNvPr id="1629295179" name="Immagine 1629295179"/>
+                    <pic:cNvPicPr/>
+                  </pic:nvPicPr>
+                  <pic:blipFill>
+                    <a:blip r:embed="rId6">
+                      <a:extLst>
+                        <a:ext uri="{28A0092B-C50C-407E-A947-70E740481C1C}">
+                          <a14:useLocalDpi xmlns:a14="http://schemas.microsoft.com/office/drawing/2010/main" val="0"/>
+                        </a:ext>
+                      </a:extLst>
+                    </a:blip>
+                    <a:stretch>
+                      <a:fillRect/>
+                    </a:stretch>
+                  </pic:blipFill>
+                  <pic:spPr>
+                    <a:xfrm>
+                      <a:off x="0" y="0"/>
+                      <a:ext cx="1224000" cy="2161740"/>
+                    </a:xfrm>
+                    <a:prstGeom prst="rect">
+                      <a:avLst/>
+                    </a:prstGeom>
+                  </pic:spPr>
+                </pic:pic>
+              </a:graphicData>
+            </a:graphic>
+          </wp:inline>
+        </w:drawing>
+      </w:r>
+      <w:r>
+        <w:rPr>
+          <w:szCs w:val="26"/>
+        </w:rPr>
+        <w:t xml:space="preserve">   </w:t>
+      </w:r>
+      <w:r>
+        <w:rPr>
+          <w:noProof/>
+          <w:szCs w:val="26"/>
+        </w:rPr>
+        <w:drawing>
+          <wp:inline distT="0" distB="0" distL="0" distR="0" wp14:anchorId="71C8B5E6" wp14:editId="7038D291">
+            <wp:extent cx="1223015" cy="2160000"/>
+            <wp:effectExtent l="0" t="0" r="0" b="0"/>
+            <wp:docPr id="749972394" name="Immagine 2"/>
+            <wp:cNvGraphicFramePr>
+              <a:graphicFrameLocks xmlns:a="http://schemas.openxmlformats.org/drawingml/2006/main" noChangeAspect="1"/>
+            </wp:cNvGraphicFramePr>
+            <a:graphic xmlns:a="http://schemas.openxmlformats.org/drawingml/2006/main">
+              <a:graphicData uri="http://schemas.openxmlformats.org/drawingml/2006/picture">
+                <pic:pic xmlns:pic="http://schemas.openxmlformats.org/drawingml/2006/picture">
+                  <pic:nvPicPr>
+                    <pic:cNvPr id="749972394" name="Immagine 749972394"/>
+                    <pic:cNvPicPr/>
+                  </pic:nvPicPr>
+                  <pic:blipFill>
+                    <a:blip r:embed="rId7">
+                      <a:extLst>
+                        <a:ext uri="{28A0092B-C50C-407E-A947-70E740481C1C}">
+                          <a14:useLocalDpi xmlns:a14="http://schemas.microsoft.com/office/drawing/2010/main" val="0"/>
+                        </a:ext>
+                      </a:extLst>
+                    </a:blip>
+                    <a:stretch>
+                      <a:fillRect/>
+                    </a:stretch>
+                  </pic:blipFill>
+                  <pic:spPr>
+                    <a:xfrm>
+                      <a:off x="0" y="0"/>
+                      <a:ext cx="1223015" cy="2160000"/>
+                    </a:xfrm>
+                    <a:prstGeom prst="rect">
+                      <a:avLst/>
+                    </a:prstGeom>
+                  </pic:spPr>
+                </pic:pic>
+              </a:graphicData>
+            </a:graphic>
+          </wp:inline>
+        </w:drawing>
+      </w:r>
+      <w:r>
+        <w:rPr>
+          <w:szCs w:val="26"/>
+        </w:rPr>
+        <w:t xml:space="preserve">   </w:t>
+      </w:r>
+      <w:r>
+        <w:rPr>
+          <w:noProof/>
+          <w:szCs w:val="26"/>
+        </w:rPr>
+        <w:drawing>
+          <wp:inline distT="0" distB="0" distL="0" distR="0" wp14:anchorId="1CB91CCB" wp14:editId="584E23DB">
+            <wp:extent cx="1255813" cy="2160000"/>
+            <wp:effectExtent l="0" t="0" r="1905" b="0"/>
+            <wp:docPr id="1363038714" name="Immagine 3"/>
+            <wp:cNvGraphicFramePr>
+              <a:graphicFrameLocks xmlns:a="http://schemas.openxmlformats.org/drawingml/2006/main" noChangeAspect="1"/>
+            </wp:cNvGraphicFramePr>
+            <a:graphic xmlns:a="http://schemas.openxmlformats.org/drawingml/2006/main">
+              <a:graphicData uri="http://schemas.openxmlformats.org/drawingml/2006/picture">
+                <pic:pic xmlns:pic="http://schemas.openxmlformats.org/drawingml/2006/picture">
+                  <pic:nvPicPr>
+                    <pic:cNvPr id="1363038714" name="Immagine 1363038714"/>
+                    <pic:cNvPicPr/>
+                  </pic:nvPicPr>
+                  <pic:blipFill>
+                    <a:blip r:embed="rId8">
+                      <a:extLst>
+                        <a:ext uri="{28A0092B-C50C-407E-A947-70E740481C1C}">
+                          <a14:useLocalDpi xmlns:a14="http://schemas.microsoft.com/office/drawing/2010/main" val="0"/>
+                        </a:ext>
+                      </a:extLst>
+                    </a:blip>
+                    <a:stretch>
+                      <a:fillRect/>
+                    </a:stretch>
+                  </pic:blipFill>
+                  <pic:spPr>
+                    <a:xfrm>
+                      <a:off x="0" y="0"/>
+                      <a:ext cx="1255813" cy="2160000"/>
+                    </a:xfrm>
+                    <a:prstGeom prst="rect">
+                      <a:avLst/>
+                    </a:prstGeom>
+                  </pic:spPr>
+                </pic:pic>
+              </a:graphicData>
+            </a:graphic>
+          </wp:inline>
+        </w:drawing>
+      </w:r>
+      <w:r>
+        <w:rPr>
+          <w:szCs w:val="26"/>
+        </w:rPr>
+        <w:t xml:space="preserve">   </w:t>
+      </w:r>
+      <w:r>
+        <w:rPr>
+          <w:noProof/>
+          <w:szCs w:val="26"/>
+        </w:rPr>
+        <w:drawing>
+          <wp:inline distT="0" distB="0" distL="0" distR="0" wp14:anchorId="501BC1E9" wp14:editId="6805C988">
+            <wp:extent cx="1201077" cy="2160000"/>
+            <wp:effectExtent l="0" t="0" r="0" b="0"/>
+            <wp:docPr id="569243914" name="Immagine 4"/>
+            <wp:cNvGraphicFramePr>
+              <a:graphicFrameLocks xmlns:a="http://schemas.openxmlformats.org/drawingml/2006/main" noChangeAspect="1"/>
+            </wp:cNvGraphicFramePr>
+            <a:graphic xmlns:a="http://schemas.openxmlformats.org/drawingml/2006/main">
+              <a:graphicData uri="http://schemas.openxmlformats.org/drawingml/2006/picture">
+                <pic:pic xmlns:pic="http://schemas.openxmlformats.org/drawingml/2006/picture">
+                  <pic:nvPicPr>
+                    <pic:cNvPr id="569243914" name="Immagine 569243914"/>
+                    <pic:cNvPicPr/>
+                  </pic:nvPicPr>
+                  <pic:blipFill>
+                    <a:blip r:embed="rId9">
+                      <a:extLst>
+                        <a:ext uri="{28A0092B-C50C-407E-A947-70E740481C1C}">
+                          <a14:useLocalDpi xmlns:a14="http://schemas.microsoft.com/office/drawing/2010/main" val="0"/>
+                        </a:ext>
+                      </a:extLst>
+                    </a:blip>
+                    <a:stretch>
+                      <a:fillRect/>
+                    </a:stretch>
+                  </pic:blipFill>
+                  <pic:spPr>
+                    <a:xfrm>
+                      <a:off x="0" y="0"/>
+                      <a:ext cx="1201077" cy="2160000"/>
+                    </a:xfrm>
+                    <a:prstGeom prst="rect">
+                      <a:avLst/>
+                    </a:prstGeom>
+                  </pic:spPr>
+                </pic:pic>
+              </a:graphicData>
+            </a:graphic>
+          </wp:inline>
+        </w:drawing>
+      </w:r>
+    </w:p>
+    <w:p>
+      <w:pPr>
+        <w:pStyle w:val="Titolo2"/>
         <w:rPr>
           <w:b/>
-          <w:bCs/>
-          <w:sz w:val="40"/>
-          <w:szCs w:val="40"/>
-        </w:rPr>
-        <w:t xml:space="preserve">Progetto </w:t>
-      </w:r>
+        </w:rPr>
+      </w:pPr>
       <w:r>
         <w:rPr>
           <w:b/>
-          <w:bCs/>
-          <w:sz w:val="40"/>
-          <w:szCs w:val="40"/>
-        </w:rPr>
-        <w:t>JBRISCOLA</w:t>
-      </w:r>
-    </w:p>
-    <w:p>
-      <w:pPr>
-        <w:spacing w:after="0"/>
-        <w:jc w:val="center"/>
-        <w:rPr>
-          <w:i/>
-          <w:iCs/>
-          <w:sz w:val="20"/>
-          <w:szCs w:val="20"/>
-        </w:rPr>
-      </w:pPr>
-      <w:r>
-        <w:rPr>
-          <w:i/>
-          <w:iCs/>
-          <w:sz w:val="20"/>
-          <w:szCs w:val="20"/>
-        </w:rPr>
-        <w:t>Joel</w:t>
-      </w:r>
-      <w:r>
-        <w:rPr>
-          <w:i/>
-          <w:iCs/>
-          <w:sz w:val="20"/>
-          <w:szCs w:val="20"/>
-        </w:rPr>
-        <w:t xml:space="preserve"> Xhemali</w:t>
-      </w:r>
-      <w:r>
-        <w:rPr>
-          <w:i/>
-          <w:iCs/>
-          <w:sz w:val="20"/>
-          <w:szCs w:val="20"/>
-        </w:rPr>
-        <w:t xml:space="preserve"> </w:t>
-      </w:r>
-      <w:r>
-        <w:rPr>
-          <w:i/>
-          <w:iCs/>
-          <w:sz w:val="20"/>
-          <w:szCs w:val="20"/>
-        </w:rPr>
-        <w:t xml:space="preserve">- </w:t>
-      </w:r>
-      <w:r>
-        <w:rPr>
-          <w:i/>
-          <w:iCs/>
-          <w:sz w:val="20"/>
-          <w:szCs w:val="20"/>
-        </w:rPr>
-        <w:t>n.</w:t>
-      </w:r>
-      <w:r>
-        <w:rPr>
-          <w:i/>
-          <w:iCs/>
-          <w:sz w:val="20"/>
-          <w:szCs w:val="20"/>
-        </w:rPr>
-        <w:t xml:space="preserve"> </w:t>
-      </w:r>
-      <w:r>
-        <w:rPr>
-          <w:i/>
-          <w:iCs/>
-          <w:sz w:val="20"/>
-          <w:szCs w:val="20"/>
-        </w:rPr>
-        <w:t xml:space="preserve">matricola 2279694 </w:t>
-      </w:r>
-    </w:p>
-    <w:p>
-      <w:pPr>
-        <w:spacing w:after="0"/>
-        <w:jc w:val="center"/>
-        <w:rPr>
-          <w:i/>
-          <w:iCs/>
-          <w:sz w:val="20"/>
-          <w:szCs w:val="20"/>
-        </w:rPr>
-      </w:pPr>
-      <w:r>
-        <w:rPr>
-          <w:i/>
-          <w:iCs/>
-          <w:sz w:val="20"/>
-          <w:szCs w:val="20"/>
-        </w:rPr>
-        <w:t xml:space="preserve">Corso </w:t>
-      </w:r>
-      <w:r>
-        <w:rPr>
-          <w:i/>
-          <w:iCs/>
-          <w:sz w:val="20"/>
-          <w:szCs w:val="20"/>
-        </w:rPr>
-        <w:t>Telematica</w:t>
-      </w:r>
-      <w:r>
-        <w:rPr>
-          <w:i/>
-          <w:iCs/>
-          <w:sz w:val="20"/>
-          <w:szCs w:val="20"/>
-        </w:rPr>
-        <w:t xml:space="preserve"> - </w:t>
-      </w:r>
-      <w:r>
-        <w:rPr>
-          <w:i/>
-          <w:iCs/>
-          <w:sz w:val="20"/>
-          <w:szCs w:val="20"/>
-        </w:rPr>
-        <w:t>anno 2025/2026</w:t>
-      </w:r>
-    </w:p>
-    <w:p>
-      <w:pPr>
-        <w:rPr>
-          <w:sz w:val="20"/>
-          <w:szCs w:val="20"/>
-        </w:rPr>
-      </w:pPr>
-    </w:p>
-    <w:p>
-      <w:pPr>
-        <w:rPr>
-          <w:b/>
-          <w:bCs/>
-          <w:sz w:val="36"/>
-          <w:szCs w:val="36"/>
-        </w:rPr>
-      </w:pPr>
-      <w:r>
-        <w:rPr>
-          <w:b/>
-          <w:bCs/>
-          <w:sz w:val="36"/>
-          <w:szCs w:val="36"/>
-        </w:rPr>
-        <w:t>Regole del Gioco</w:t>
-      </w:r>
-    </w:p>
-    <w:p>
-      <w:pPr>
-        <w:rPr>
-          <w:b/>
-          <w:bCs/>
-          <w:sz w:val="32"/>
-          <w:szCs w:val="32"/>
-        </w:rPr>
-      </w:pPr>
-      <w:r>
-        <w:rPr>
-          <w:b/>
-          <w:bCs/>
-          <w:sz w:val="32"/>
-          <w:szCs w:val="32"/>
-        </w:rPr>
-        <w:t>Descrizione</w:t>
-      </w:r>
-    </w:p>
-    <w:p>
-      <w:pPr>
-        <w:rPr>
-          <w:sz w:val="26"/>
-          <w:szCs w:val="26"/>
-        </w:rPr>
-      </w:pPr>
-      <w:r>
-        <w:rPr>
-          <w:sz w:val="26"/>
-          <w:szCs w:val="26"/>
-        </w:rPr>
-        <w:t>La briscola è uno dei più diffusi giochi di carte in Italia</w:t>
-      </w:r>
-      <w:r>
-        <w:rPr>
-          <w:sz w:val="26"/>
-          <w:szCs w:val="26"/>
-        </w:rPr>
-        <w:t xml:space="preserve">. Si gioca con un mazzo di 40 carte con i valori: </w:t>
-      </w:r>
-      <w:proofErr w:type="gramStart"/>
-      <w:r>
-        <w:rPr>
-          <w:sz w:val="26"/>
-          <w:szCs w:val="26"/>
-        </w:rPr>
-        <w:t>Asso</w:t>
-      </w:r>
-      <w:r>
-        <w:rPr>
-          <w:sz w:val="26"/>
-          <w:szCs w:val="26"/>
-        </w:rPr>
-        <w:t xml:space="preserve"> </w:t>
-      </w:r>
-      <w:r>
-        <w:rPr>
-          <w:sz w:val="26"/>
-          <w:szCs w:val="26"/>
-        </w:rPr>
-        <w:t>,</w:t>
-      </w:r>
-      <w:proofErr w:type="gramEnd"/>
-      <w:r>
-        <w:rPr>
-          <w:sz w:val="26"/>
-          <w:szCs w:val="26"/>
-        </w:rPr>
-        <w:t xml:space="preserve"> 2, 3, 4, 5, 6, 7, fante, cavallo, re</w:t>
-      </w:r>
-      <w:r>
-        <w:rPr>
-          <w:sz w:val="26"/>
-          <w:szCs w:val="26"/>
-        </w:rPr>
-        <w:t xml:space="preserve"> di semi italiani o francesi. </w:t>
-      </w:r>
-      <w:r>
-        <w:rPr>
-          <w:sz w:val="26"/>
-          <w:szCs w:val="26"/>
-        </w:rPr>
-        <w:t>Si può giocare in due, in quattro a coppie di due, in tre eliminando il 2 di coppe o fiori, secondo il mazzo usato oppure in sei, tre contro tre, eliminando tutti e quattro i 2.</w:t>
-      </w:r>
-      <w:r>
-        <w:rPr>
-          <w:sz w:val="26"/>
-          <w:szCs w:val="26"/>
-        </w:rPr>
-        <w:t xml:space="preserve"> </w:t>
-      </w:r>
-    </w:p>
-    <w:p>
-      <w:pPr>
-        <w:rPr>
-          <w:sz w:val="26"/>
-          <w:szCs w:val="26"/>
-        </w:rPr>
-      </w:pPr>
-      <w:r>
-        <w:rPr>
-          <w:sz w:val="26"/>
-          <w:szCs w:val="26"/>
-        </w:rPr>
-        <w:t>In questo progetto avremo 4 giocatori</w:t>
-      </w:r>
-      <w:r>
-        <w:rPr>
-          <w:sz w:val="26"/>
-          <w:szCs w:val="26"/>
-        </w:rPr>
-        <w:t xml:space="preserve"> (giocatore umano + 3 giocatori artificiali che chiameremo bot)</w:t>
-      </w:r>
-      <w:r>
-        <w:rPr>
-          <w:sz w:val="26"/>
-          <w:szCs w:val="26"/>
-        </w:rPr>
-        <w:t xml:space="preserve"> e si useranno le carte napoletane.</w:t>
-      </w:r>
-    </w:p>
-    <w:p>
-      <w:pPr>
-        <w:spacing w:after="0"/>
-        <w:rPr>
-          <w:b/>
-          <w:bCs/>
-          <w:sz w:val="32"/>
-          <w:szCs w:val="32"/>
-        </w:rPr>
-      </w:pPr>
-      <w:r>
-        <w:rPr>
-          <w:b/>
-          <w:bCs/>
-          <w:sz w:val="32"/>
-          <w:szCs w:val="32"/>
         </w:rPr>
         <w:t>Regole</w:t>
       </w:r>
     </w:p>
     <w:p>
-      <w:pPr>
-        <w:spacing w:after="0"/>
-        <w:rPr>
-          <w:sz w:val="26"/>
-          <w:szCs w:val="26"/>
-        </w:rPr>
-      </w:pPr>
-      <w:r>
-        <w:rPr>
-          <w:sz w:val="28"/>
-          <w:szCs w:val="28"/>
-        </w:rPr>
-        <w:t>Carte:</w:t>
-      </w:r>
-      <w:r>
-        <w:rPr>
-          <w:sz w:val="32"/>
-          <w:szCs w:val="32"/>
-        </w:rPr>
-        <w:t xml:space="preserve"> </w:t>
-      </w:r>
-      <w:r>
-        <w:rPr>
-          <w:sz w:val="26"/>
-          <w:szCs w:val="26"/>
-        </w:rPr>
+      <w:r>
         <w:t>Si gioca con un mazzo di 40 carte di semi italiani</w:t>
       </w:r>
       <w:r>
-        <w:rPr>
-          <w:sz w:val="26"/>
-          <w:szCs w:val="26"/>
-        </w:rPr>
-        <w:t xml:space="preserve"> (Denari, Spade, Coppe, Bastoni</w:t>
-      </w:r>
-      <w:proofErr w:type="gramStart"/>
-      <w:r>
-        <w:rPr>
-          <w:sz w:val="26"/>
-          <w:szCs w:val="26"/>
-        </w:rPr>
-        <w:t xml:space="preserve">) </w:t>
-      </w:r>
-      <w:r>
-        <w:rPr>
-          <w:sz w:val="26"/>
-          <w:szCs w:val="26"/>
-        </w:rPr>
-        <w:t>.</w:t>
-      </w:r>
-      <w:proofErr w:type="gramEnd"/>
-      <w:r>
-        <w:rPr>
-          <w:sz w:val="26"/>
-          <w:szCs w:val="26"/>
-        </w:rPr>
-        <w:t xml:space="preserve"> </w:t>
-      </w:r>
-    </w:p>
-    <w:p>
-      <w:pPr>
-        <w:spacing w:after="0"/>
-        <w:rPr>
-          <w:sz w:val="26"/>
-          <w:szCs w:val="26"/>
-        </w:rPr>
-      </w:pPr>
-      <w:r>
-        <w:rPr>
-          <w:sz w:val="26"/>
-          <w:szCs w:val="26"/>
-        </w:rPr>
-        <w:t>I valori di presa sono nell'ordine decrescente: asso, 3, re (o 10), cavallo (o 9), fante (o 8), 7, 6, 5, 4</w:t>
-      </w:r>
-      <w:r>
-        <w:rPr>
-          <w:sz w:val="26"/>
-          <w:szCs w:val="26"/>
-        </w:rPr>
+        <w:t xml:space="preserve"> (</w:t>
+      </w:r>
+      <w:r>
+        <w:t xml:space="preserve">Bastoni, </w:t>
+      </w:r>
+      <w:r>
+        <w:t>Coppe,</w:t>
+      </w:r>
+      <w:r>
+        <w:t xml:space="preserve"> Denari, Spade</w:t>
+      </w:r>
+      <w:r>
+        <w:t>)</w:t>
+      </w:r>
+      <w:r>
+        <w:t xml:space="preserve">. </w:t>
+      </w:r>
+    </w:p>
+    <w:p>
+      <w:r>
+        <w:t>I valori di presa sono nell'ordine decrescente: asso</w:t>
+      </w:r>
+      <w:r>
+        <w:t xml:space="preserve"> (o 1)</w:t>
+      </w:r>
+      <w:r>
+        <w:t>, 3, re (o 10), cavallo (o 9), fante (o 8), 7, 6, 5, 4</w:t>
+      </w:r>
+      <w:r>
         <w:t xml:space="preserve">, </w:t>
       </w:r>
       <w:r>
-        <w:rPr>
-          <w:sz w:val="26"/>
-          <w:szCs w:val="26"/>
-        </w:rPr>
         <w:t>2.</w:t>
       </w:r>
     </w:p>
-    <w:p>
-      <w:pPr>
-        <w:spacing w:after="0"/>
-        <w:rPr>
-          <w:sz w:val="26"/>
-          <w:szCs w:val="26"/>
-        </w:rPr>
-      </w:pPr>
-    </w:p>
+    <w:p/>
     <w:tbl>
       <w:tblPr>
         <w:tblStyle w:val="Grigliatabella"/>
-        <w:tblW w:w="8359" w:type="dxa"/>
+        <w:tblW w:w="10497" w:type="dxa"/>
         <w:tblLook w:val="04A0" w:firstRow="1" w:lastRow="0" w:firstColumn="1" w:lastColumn="0" w:noHBand="0" w:noVBand="1"/>
       </w:tblPr>
       <w:tblGrid>
-        <w:gridCol w:w="1288"/>
-        <w:gridCol w:w="1288"/>
-        <w:gridCol w:w="680"/>
-        <w:gridCol w:w="992"/>
-        <w:gridCol w:w="1276"/>
-        <w:gridCol w:w="1134"/>
-        <w:gridCol w:w="1701"/>
+        <w:gridCol w:w="1617"/>
+        <w:gridCol w:w="1617"/>
+        <w:gridCol w:w="854"/>
+        <w:gridCol w:w="1246"/>
+        <w:gridCol w:w="1602"/>
+        <w:gridCol w:w="1425"/>
+        <w:gridCol w:w="2136"/>
       </w:tblGrid>
       <w:tr>
+        <w:trPr>
+          <w:trHeight w:val="378"/>
+        </w:trPr>
         <w:tc>
           <w:tcPr>
-            <w:tcW w:w="1288" w:type="dxa"/>
+            <w:tcW w:w="1617" w:type="dxa"/>
           </w:tcPr>
           <w:p>
             <w:pPr>
-              <w:jc w:val="center"/>
               <w:rPr>
                 <w:b/>
                 <w:bCs/>
-                <w:sz w:val="26"/>
-                <w:szCs w:val="26"/>
               </w:rPr>
             </w:pPr>
           </w:p>
         </w:tc>
         <w:tc>
           <w:tcPr>
-            <w:tcW w:w="1968" w:type="dxa"/>
+            <w:tcW w:w="2471" w:type="dxa"/>
             <w:gridSpan w:val="2"/>
           </w:tcPr>
           <w:p>
             <w:pPr>
-              <w:jc w:val="center"/>
               <w:rPr>
                 <w:b/>
                 <w:bCs/>
-                <w:sz w:val="26"/>
-                <w:szCs w:val="26"/>
               </w:rPr>
             </w:pPr>
             <w:r>
               <w:rPr>
                 <w:b/>
                 <w:bCs/>
-                <w:sz w:val="26"/>
-                <w:szCs w:val="26"/>
               </w:rPr>
               <w:t>Carichi</w:t>
             </w:r>
@@ -481,25 +499,20 @@
         </w:tc>
         <w:tc>
           <w:tcPr>
-            <w:tcW w:w="3402" w:type="dxa"/>
+            <w:tcW w:w="4273" w:type="dxa"/>
             <w:gridSpan w:val="3"/>
           </w:tcPr>
           <w:p>
             <w:pPr>
-              <w:jc w:val="center"/>
               <w:rPr>
                 <w:b/>
                 <w:bCs/>
-                <w:sz w:val="26"/>
-                <w:szCs w:val="26"/>
               </w:rPr>
             </w:pPr>
             <w:r>
               <w:rPr>
                 <w:b/>
                 <w:bCs/>
-                <w:sz w:val="26"/>
-                <w:szCs w:val="26"/>
               </w:rPr>
               <w:t>Figure</w:t>
             </w:r>
@@ -507,24 +520,19 @@
         </w:tc>
         <w:tc>
           <w:tcPr>
-            <w:tcW w:w="1701" w:type="dxa"/>
+            <w:tcW w:w="2136" w:type="dxa"/>
           </w:tcPr>
           <w:p>
             <w:pPr>
-              <w:jc w:val="center"/>
               <w:rPr>
                 <w:b/>
                 <w:bCs/>
-                <w:sz w:val="26"/>
-                <w:szCs w:val="26"/>
               </w:rPr>
             </w:pPr>
             <w:r>
               <w:rPr>
                 <w:b/>
                 <w:bCs/>
-                <w:sz w:val="26"/>
-                <w:szCs w:val="26"/>
               </w:rPr>
               <w:t>Lisci</w:t>
             </w:r>
@@ -532,26 +540,24 @@
         </w:tc>
       </w:tr>
       <w:tr>
+        <w:trPr>
+          <w:trHeight w:val="378"/>
+        </w:trPr>
         <w:tc>
           <w:tcPr>
-            <w:tcW w:w="1288" w:type="dxa"/>
+            <w:tcW w:w="1617" w:type="dxa"/>
           </w:tcPr>
           <w:p>
             <w:pPr>
-              <w:jc w:val="center"/>
               <w:rPr>
                 <w:b/>
                 <w:bCs/>
-                <w:sz w:val="26"/>
-                <w:szCs w:val="26"/>
               </w:rPr>
             </w:pPr>
             <w:r>
               <w:rPr>
                 <w:b/>
                 <w:bCs/>
-                <w:sz w:val="26"/>
-                <w:szCs w:val="26"/>
               </w:rPr>
               <w:t>Carte</w:t>
             </w:r>
@@ -559,152 +565,84 @@
         </w:tc>
         <w:tc>
           <w:tcPr>
-            <w:tcW w:w="1288" w:type="dxa"/>
+            <w:tcW w:w="1617" w:type="dxa"/>
           </w:tcPr>
           <w:p>
-            <w:pPr>
-              <w:jc w:val="center"/>
-              <w:rPr>
-                <w:sz w:val="26"/>
-                <w:szCs w:val="26"/>
-              </w:rPr>
-            </w:pPr>
             <w:r>
-              <w:rPr>
-                <w:sz w:val="26"/>
-                <w:szCs w:val="26"/>
-              </w:rPr>
               <w:t>Asso</w:t>
             </w:r>
           </w:p>
         </w:tc>
         <w:tc>
           <w:tcPr>
-            <w:tcW w:w="680" w:type="dxa"/>
+            <w:tcW w:w="853" w:type="dxa"/>
           </w:tcPr>
           <w:p>
-            <w:pPr>
-              <w:jc w:val="center"/>
-              <w:rPr>
-                <w:sz w:val="26"/>
-                <w:szCs w:val="26"/>
-              </w:rPr>
-            </w:pPr>
             <w:r>
-              <w:rPr>
-                <w:sz w:val="26"/>
-                <w:szCs w:val="26"/>
-              </w:rPr>
               <w:t>3</w:t>
             </w:r>
           </w:p>
         </w:tc>
         <w:tc>
           <w:tcPr>
-            <w:tcW w:w="992" w:type="dxa"/>
+            <w:tcW w:w="1246" w:type="dxa"/>
           </w:tcPr>
           <w:p>
-            <w:pPr>
-              <w:jc w:val="center"/>
-              <w:rPr>
-                <w:sz w:val="26"/>
-                <w:szCs w:val="26"/>
-              </w:rPr>
-            </w:pPr>
             <w:r>
-              <w:rPr>
-                <w:sz w:val="26"/>
-                <w:szCs w:val="26"/>
-              </w:rPr>
               <w:t>Re</w:t>
             </w:r>
           </w:p>
         </w:tc>
         <w:tc>
           <w:tcPr>
-            <w:tcW w:w="1276" w:type="dxa"/>
+            <w:tcW w:w="1602" w:type="dxa"/>
           </w:tcPr>
           <w:p>
-            <w:pPr>
-              <w:jc w:val="center"/>
-              <w:rPr>
-                <w:sz w:val="26"/>
-                <w:szCs w:val="26"/>
-              </w:rPr>
-            </w:pPr>
             <w:r>
-              <w:rPr>
-                <w:sz w:val="26"/>
-                <w:szCs w:val="26"/>
-              </w:rPr>
               <w:t>Cavallo</w:t>
             </w:r>
           </w:p>
         </w:tc>
         <w:tc>
           <w:tcPr>
-            <w:tcW w:w="1134" w:type="dxa"/>
+            <w:tcW w:w="1424" w:type="dxa"/>
           </w:tcPr>
           <w:p>
-            <w:pPr>
-              <w:jc w:val="center"/>
-              <w:rPr>
-                <w:sz w:val="26"/>
-                <w:szCs w:val="26"/>
-              </w:rPr>
-            </w:pPr>
             <w:r>
-              <w:rPr>
-                <w:sz w:val="26"/>
-                <w:szCs w:val="26"/>
-              </w:rPr>
               <w:t>Fante</w:t>
             </w:r>
           </w:p>
         </w:tc>
         <w:tc>
           <w:tcPr>
-            <w:tcW w:w="1701" w:type="dxa"/>
+            <w:tcW w:w="2136" w:type="dxa"/>
           </w:tcPr>
           <w:p>
-            <w:pPr>
-              <w:jc w:val="center"/>
-              <w:rPr>
-                <w:sz w:val="26"/>
-                <w:szCs w:val="26"/>
-              </w:rPr>
-            </w:pPr>
             <w:r>
-              <w:rPr>
-                <w:sz w:val="26"/>
-                <w:szCs w:val="26"/>
-              </w:rPr>
               <w:t>7, 6, 5, 4, 2</w:t>
             </w:r>
           </w:p>
         </w:tc>
       </w:tr>
       <w:tr>
+        <w:trPr>
+          <w:trHeight w:val="360"/>
+        </w:trPr>
         <w:tc>
           <w:tcPr>
-            <w:tcW w:w="1288" w:type="dxa"/>
+            <w:tcW w:w="1617" w:type="dxa"/>
           </w:tcPr>
           <w:p>
             <w:pPr>
-              <w:jc w:val="center"/>
               <w:rPr>
                 <w:b/>
                 <w:bCs/>
-                <w:sz w:val="26"/>
-                <w:szCs w:val="26"/>
               </w:rPr>
             </w:pPr>
             <w:r>
               <w:rPr>
                 <w:b/>
                 <w:bCs/>
-                <w:sz w:val="26"/>
-                <w:szCs w:val="26"/>
               </w:rPr>
               <w:t>Punti</w:t>
             </w:r>
@@ -712,667 +650,451 @@
         </w:tc>
         <w:tc>
           <w:tcPr>
-            <w:tcW w:w="1288" w:type="dxa"/>
+            <w:tcW w:w="1617" w:type="dxa"/>
           </w:tcPr>
           <w:p>
-            <w:pPr>
-              <w:jc w:val="center"/>
-              <w:rPr>
-                <w:sz w:val="26"/>
-                <w:szCs w:val="26"/>
-              </w:rPr>
-            </w:pPr>
             <w:r>
-              <w:rPr>
-                <w:sz w:val="26"/>
-                <w:szCs w:val="26"/>
-              </w:rPr>
               <w:t>11</w:t>
             </w:r>
           </w:p>
         </w:tc>
         <w:tc>
           <w:tcPr>
-            <w:tcW w:w="680" w:type="dxa"/>
+            <w:tcW w:w="853" w:type="dxa"/>
           </w:tcPr>
           <w:p>
-            <w:pPr>
-              <w:jc w:val="center"/>
-              <w:rPr>
-                <w:sz w:val="26"/>
-                <w:szCs w:val="26"/>
-              </w:rPr>
-            </w:pPr>
             <w:r>
-              <w:rPr>
-                <w:sz w:val="26"/>
-                <w:szCs w:val="26"/>
-              </w:rPr>
               <w:t>10</w:t>
             </w:r>
           </w:p>
         </w:tc>
         <w:tc>
           <w:tcPr>
-            <w:tcW w:w="992" w:type="dxa"/>
+            <w:tcW w:w="1246" w:type="dxa"/>
           </w:tcPr>
           <w:p>
-            <w:pPr>
-              <w:jc w:val="center"/>
-              <w:rPr>
-                <w:sz w:val="26"/>
-                <w:szCs w:val="26"/>
-              </w:rPr>
-            </w:pPr>
             <w:r>
-              <w:rPr>
-                <w:sz w:val="26"/>
-                <w:szCs w:val="26"/>
-              </w:rPr>
               <w:t>4</w:t>
             </w:r>
           </w:p>
         </w:tc>
         <w:tc>
           <w:tcPr>
-            <w:tcW w:w="1276" w:type="dxa"/>
+            <w:tcW w:w="1602" w:type="dxa"/>
           </w:tcPr>
           <w:p>
-            <w:pPr>
-              <w:jc w:val="center"/>
-              <w:rPr>
-                <w:sz w:val="26"/>
-                <w:szCs w:val="26"/>
-              </w:rPr>
-            </w:pPr>
             <w:r>
-              <w:rPr>
-                <w:sz w:val="26"/>
-                <w:szCs w:val="26"/>
-              </w:rPr>
               <w:t>3</w:t>
             </w:r>
           </w:p>
         </w:tc>
         <w:tc>
           <w:tcPr>
-            <w:tcW w:w="1134" w:type="dxa"/>
+            <w:tcW w:w="1424" w:type="dxa"/>
           </w:tcPr>
           <w:p>
-            <w:pPr>
-              <w:jc w:val="center"/>
-              <w:rPr>
-                <w:sz w:val="26"/>
-                <w:szCs w:val="26"/>
-              </w:rPr>
-            </w:pPr>
             <w:r>
-              <w:rPr>
-                <w:sz w:val="26"/>
-                <w:szCs w:val="26"/>
-              </w:rPr>
               <w:t>2</w:t>
             </w:r>
           </w:p>
         </w:tc>
         <w:tc>
           <w:tcPr>
-            <w:tcW w:w="1701" w:type="dxa"/>
+            <w:tcW w:w="2136" w:type="dxa"/>
           </w:tcPr>
           <w:p>
-            <w:pPr>
-              <w:jc w:val="center"/>
-              <w:rPr>
-                <w:sz w:val="26"/>
-                <w:szCs w:val="26"/>
-              </w:rPr>
-            </w:pPr>
             <w:r>
-              <w:rPr>
-                <w:sz w:val="26"/>
-                <w:szCs w:val="26"/>
-              </w:rPr>
               <w:t>0</w:t>
             </w:r>
           </w:p>
         </w:tc>
       </w:tr>
     </w:tbl>
+    <w:p/>
+    <w:p>
+      <w:r>
+        <w:lastRenderedPageBreak/>
+        <w:t>Scopo del gioco è totalizzare almeno 61 punti, dei 120 disponibili.</w:t>
+      </w:r>
+    </w:p>
     <w:p>
       <w:pPr>
         <w:spacing w:after="0"/>
         <w:rPr>
-          <w:sz w:val="26"/>
-          <w:szCs w:val="26"/>
-        </w:rPr>
-      </w:pPr>
-    </w:p>
-    <w:p>
-      <w:pPr>
-        <w:spacing w:after="0"/>
-        <w:rPr>
-          <w:sz w:val="26"/>
-          <w:szCs w:val="26"/>
-        </w:rPr>
-      </w:pPr>
-    </w:p>
-    <w:p>
-      <w:pPr>
-        <w:spacing w:after="0"/>
-        <w:rPr>
-          <w:sz w:val="26"/>
-          <w:szCs w:val="26"/>
-        </w:rPr>
-      </w:pPr>
-      <w:r>
-        <w:rPr>
-          <w:sz w:val="26"/>
-          <w:szCs w:val="26"/>
-        </w:rPr>
-        <w:t>Scopo del gioco è totalizzare almeno 61 punti, dei 120 disponibili.</w:t>
-      </w:r>
-    </w:p>
-    <w:p>
-      <w:pPr>
-        <w:spacing w:after="0"/>
-        <w:rPr>
-          <w:sz w:val="26"/>
-          <w:szCs w:val="26"/>
-        </w:rPr>
-      </w:pPr>
-    </w:p>
-    <w:p>
-      <w:pPr>
-        <w:spacing w:after="0"/>
-        <w:rPr>
-          <w:sz w:val="26"/>
-          <w:szCs w:val="26"/>
-        </w:rPr>
-      </w:pPr>
+          <w:szCs w:val="26"/>
+        </w:rPr>
+      </w:pPr>
+    </w:p>
+    <w:p>
+      <w:r>
+        <w:rPr>
+          <w:rStyle w:val="Titolo3Carattere"/>
+        </w:rPr>
+        <w:t>Gioco</w:t>
+      </w:r>
       <w:r>
         <w:rPr>
           <w:sz w:val="28"/>
           <w:szCs w:val="28"/>
         </w:rPr>
-        <w:t xml:space="preserve">Gioco: </w:t>
-      </w:r>
-      <w:r>
-        <w:rPr>
-          <w:sz w:val="26"/>
-          <w:szCs w:val="26"/>
-        </w:rPr>
+        <w:t xml:space="preserve">: </w:t>
+      </w:r>
+      <w:r>
         <w:t xml:space="preserve">Il mazziere distribuisce </w:t>
       </w:r>
-      <w:proofErr w:type="gramStart"/>
-      <w:r>
-        <w:rPr>
-          <w:sz w:val="26"/>
-          <w:szCs w:val="26"/>
-        </w:rPr>
-        <w:t>3</w:t>
-      </w:r>
-      <w:proofErr w:type="gramEnd"/>
-      <w:r>
-        <w:rPr>
-          <w:sz w:val="26"/>
-          <w:szCs w:val="26"/>
-        </w:rPr>
+      <w:r>
+        <w:t>tre</w:t>
+      </w:r>
+      <w:r>
         <w:t xml:space="preserve"> carte ciascuno e lascia sul tavolo il mazzo restante </w:t>
       </w:r>
       <w:r>
-        <w:rPr>
-          <w:sz w:val="26"/>
-          <w:szCs w:val="26"/>
-        </w:rPr>
         <w:t>e una</w:t>
       </w:r>
       <w:r>
-        <w:rPr>
-          <w:sz w:val="26"/>
-          <w:szCs w:val="26"/>
-        </w:rPr>
         <w:t xml:space="preserve"> carta scoperta: questa carta segnerà il seme di briscola che comanda il gioco e sarà l’ultima carta ad essere pescata.</w:t>
       </w:r>
     </w:p>
     <w:p>
+      <w:r>
+        <w:t xml:space="preserve">Partendo dal giocatore a destra del mazziere e continuando in senso </w:t>
+      </w:r>
+      <w:r>
+        <w:t>antiorario</w:t>
+      </w:r>
+      <w:r>
+        <w:t xml:space="preserve"> ogni giocatore cala la carta che ritiene più opportuna</w:t>
+      </w:r>
+      <w:r>
+        <w:t>, senza vincoli di seme. Si aggiudica la mano il giocatore che ha giocato la briscola di valore maggiore o, in caso non siano state giocate briscole, il giocatore che ha calato la carta di valore maggiore dello stesso seme della prima carta giocata nella mano.</w:t>
+      </w:r>
+    </w:p>
+    <w:p>
+      <w:r>
+        <w:t>Il giocatore che vince la mano prende tutte le carte poste sul tavolo e le ripone coperte davanti a sé. Quindi pesca la prima carta dal</w:t>
+      </w:r>
+      <w:r>
+        <w:t xml:space="preserve"> mazzo, seguito dagli altri giocatori sempre in senso antiorario ed è il primo ad aprire la mano successiva e quindi decidere il nuovo seme di mano. </w:t>
+      </w:r>
+      <w:r>
+        <w:t xml:space="preserve">All'esaurimento del </w:t>
+      </w:r>
+      <w:r>
+        <w:t>mazzo</w:t>
+      </w:r>
+      <w:r>
+        <w:t>, le mani proseguono esaurendo le carte in mano.</w:t>
+      </w:r>
+    </w:p>
+    <w:p>
+      <w:r>
+        <w:t>Prima dell’inizio dell’ultima mano le coppie possono scambiarsi e guardare le carte a vicenda per capire la strategia da utilizzare.</w:t>
+      </w:r>
+    </w:p>
+    <w:p>
+      <w:r>
+        <w:t>La vittoria nella partita è determinata dalla coppia</w:t>
+      </w:r>
+      <w:r>
+        <w:t xml:space="preserve"> di giocatori</w:t>
+      </w:r>
+      <w:r>
+        <w:t xml:space="preserve"> che ha accumulato il punteggio più alto, ottenuto mediante la somma dei punti derivanti dalle carte acquisite durante il gioco. Tale competizione può essere costituita da una singola partita o da una serie di partite. Essendo il totale dei punti fissato a 120, è necessario conseguire almeno 61 punti per garantirsi la vittoria. In caso di un punteggio di 60 per entrambe le parti, la partita si risolve in un pareggio.</w:t>
+      </w:r>
+    </w:p>
+    <w:p>
       <w:pPr>
         <w:spacing w:after="0"/>
         <w:rPr>
-          <w:sz w:val="26"/>
-          <w:szCs w:val="26"/>
-        </w:rPr>
-      </w:pPr>
-      <w:r>
-        <w:rPr>
-          <w:sz w:val="26"/>
-          <w:szCs w:val="26"/>
-        </w:rPr>
-        <w:t xml:space="preserve">Partendo dal giocatore a destra del mazziere e continuando in senso </w:t>
-      </w:r>
-      <w:r>
-        <w:rPr>
-          <w:sz w:val="26"/>
-          <w:szCs w:val="26"/>
-        </w:rPr>
-        <w:t>antiorario</w:t>
-      </w:r>
-      <w:r>
-        <w:rPr>
-          <w:sz w:val="26"/>
-          <w:szCs w:val="26"/>
-        </w:rPr>
-        <w:t xml:space="preserve"> ogni giocatore cala la carta che ritiene più opportuna</w:t>
-      </w:r>
-      <w:r>
-        <w:rPr>
-          <w:sz w:val="26"/>
-          <w:szCs w:val="26"/>
-        </w:rPr>
-        <w:t>, senza vincoli di seme. Si aggiudica la mano il giocatore che ha giocato la briscola di valore maggiore o, in caso non siano state giocate briscole, il giocatore che ha calato la carta di valore maggiore dello stesso seme della prima carta giocata nella mano.</w:t>
-      </w:r>
-    </w:p>
-    <w:p>
-      <w:pPr>
-        <w:spacing w:after="0"/>
-        <w:rPr>
-          <w:sz w:val="26"/>
-          <w:szCs w:val="26"/>
-        </w:rPr>
-      </w:pPr>
-      <w:r>
-        <w:rPr>
-          <w:sz w:val="26"/>
-          <w:szCs w:val="26"/>
-        </w:rPr>
-        <w:t>Il giocatore che vince la mano prende tutte le carte poste sul tavolo e le ripone coperte davanti a sé. Quindi pesca la prima carta dal</w:t>
-      </w:r>
-      <w:r>
-        <w:rPr>
-          <w:sz w:val="26"/>
-          <w:szCs w:val="26"/>
-        </w:rPr>
-        <w:t xml:space="preserve"> mazzo, seguito dagli altri giocatori sempre in senso antiorario ed è il primo ad aprire la mano successiva e quindi decidere il nuovo seme di mano. </w:t>
-      </w:r>
-      <w:r>
-        <w:rPr>
-          <w:sz w:val="26"/>
-          <w:szCs w:val="26"/>
-        </w:rPr>
-        <w:t xml:space="preserve">All'esaurimento del </w:t>
-      </w:r>
-      <w:r>
-        <w:rPr>
-          <w:sz w:val="26"/>
-          <w:szCs w:val="26"/>
-        </w:rPr>
-        <w:t>mazzo</w:t>
-      </w:r>
-      <w:r>
-        <w:rPr>
-          <w:sz w:val="26"/>
-          <w:szCs w:val="26"/>
-        </w:rPr>
-        <w:t>, le mani proseguono esaurendo le carte in mano.</w:t>
-      </w:r>
-    </w:p>
-    <w:p>
-      <w:pPr>
-        <w:spacing w:after="0"/>
-        <w:rPr>
-          <w:sz w:val="26"/>
-          <w:szCs w:val="26"/>
-        </w:rPr>
-      </w:pPr>
-      <w:r>
-        <w:rPr>
-          <w:sz w:val="26"/>
-          <w:szCs w:val="26"/>
-        </w:rPr>
-        <w:lastRenderedPageBreak/>
-        <w:t>Prima dell’inizio dell’ultima mano le coppie possono scambiarsi e guardare le carte a vicenda per capire la strategia da utilizzare.</w:t>
-      </w:r>
-    </w:p>
-    <w:p>
-      <w:pPr>
-        <w:spacing w:after="0"/>
-        <w:rPr>
-          <w:sz w:val="26"/>
-          <w:szCs w:val="26"/>
-        </w:rPr>
-      </w:pPr>
-      <w:r>
-        <w:rPr>
-          <w:sz w:val="26"/>
-          <w:szCs w:val="26"/>
-        </w:rPr>
-        <w:t>La vittoria nella partita è determinata dalla coppia che ha accumulato il punteggio più alto, ottenuto mediante la somma dei punti derivanti dalle carte acquisite durante il gioco. Tale competizione può essere costituita da una singola partita o da una serie di partite. Essendo il totale dei punti fissato a 120, è necessario conseguire almeno 61 punti per garantirsi la vittoria. In caso di un punteggio di 60 per entrambe le parti, la partita si risolve in un pareggio.</w:t>
-      </w:r>
-    </w:p>
-    <w:p>
-      <w:pPr>
-        <w:spacing w:after="0"/>
-        <w:rPr>
-          <w:sz w:val="26"/>
-          <w:szCs w:val="26"/>
-        </w:rPr>
-      </w:pPr>
-      <w:r>
-        <w:rPr>
-          <w:sz w:val="28"/>
-          <w:szCs w:val="28"/>
-        </w:rPr>
-        <w:t>Segni:</w:t>
-      </w:r>
-      <w:r>
-        <w:rPr>
-          <w:sz w:val="26"/>
-          <w:szCs w:val="26"/>
-        </w:rPr>
-        <w:t xml:space="preserve"> </w:t>
-      </w:r>
-      <w:r>
-        <w:rPr>
-          <w:sz w:val="26"/>
-          <w:szCs w:val="26"/>
-        </w:rPr>
-        <w:t xml:space="preserve">Nel gioco a squadre è in alcuni casi permesso lo scambio di segnali con il </w:t>
-      </w:r>
-      <w:r>
-        <w:rPr>
-          <w:sz w:val="26"/>
-          <w:szCs w:val="26"/>
-        </w:rPr>
-        <w:t>compagno</w:t>
-      </w:r>
-      <w:r>
-        <w:t>,</w:t>
-      </w:r>
-      <w:r>
-        <w:rPr>
-          <w:sz w:val="26"/>
-          <w:szCs w:val="26"/>
-        </w:rPr>
-        <w:t xml:space="preserve"> sia per dare indicazioni di gioco (giocare o meno una briscola, un carico, lasciare la mano agli avversari), sia per comunicare le principali carte in mano.</w:t>
-      </w:r>
-    </w:p>
-    <w:p>
-      <w:pPr>
-        <w:spacing w:after="0"/>
-        <w:rPr>
-          <w:sz w:val="26"/>
-          <w:szCs w:val="26"/>
-        </w:rPr>
-      </w:pPr>
-      <w:r>
-        <w:rPr>
-          <w:sz w:val="26"/>
-          <w:szCs w:val="26"/>
-        </w:rPr>
-        <w:t>Nel nostro progetto useremo i segni per indicare al nostro compagno un’indicazione a cosa giocare.</w:t>
-      </w:r>
-    </w:p>
-    <w:tbl>
-      <w:tblPr>
-        <w:tblStyle w:val="Grigliatabella"/>
-        <w:tblW w:w="0" w:type="auto"/>
-        <w:tblLook w:val="04A0" w:firstRow="1" w:lastRow="0" w:firstColumn="1" w:lastColumn="0" w:noHBand="0" w:noVBand="1"/>
-      </w:tblPr>
-      <w:tblGrid>
-        <w:gridCol w:w="5228"/>
-        <w:gridCol w:w="5228"/>
-      </w:tblGrid>
-      <w:tr>
-        <w:tc>
-          <w:tcPr>
-            <w:tcW w:w="5228" w:type="dxa"/>
-          </w:tcPr>
-          <w:p>
-            <w:pPr>
-              <w:jc w:val="center"/>
-              <w:rPr>
-                <w:b/>
-                <w:bCs/>
-                <w:sz w:val="26"/>
-                <w:szCs w:val="26"/>
-              </w:rPr>
-            </w:pPr>
-            <w:r>
-              <w:rPr>
-                <w:b/>
-                <w:bCs/>
-                <w:sz w:val="26"/>
-                <w:szCs w:val="26"/>
-              </w:rPr>
-              <w:t>Carta</w:t>
-            </w:r>
-          </w:p>
-        </w:tc>
-        <w:tc>
-          <w:tcPr>
-            <w:tcW w:w="5228" w:type="dxa"/>
-          </w:tcPr>
-          <w:p>
-            <w:pPr>
-              <w:jc w:val="center"/>
-              <w:rPr>
-                <w:b/>
-                <w:bCs/>
-                <w:sz w:val="26"/>
-                <w:szCs w:val="26"/>
-              </w:rPr>
-            </w:pPr>
-            <w:r>
-              <w:rPr>
-                <w:b/>
-                <w:bCs/>
-                <w:sz w:val="26"/>
-                <w:szCs w:val="26"/>
-              </w:rPr>
-              <w:t>Segno</w:t>
-            </w:r>
-          </w:p>
-        </w:tc>
-      </w:tr>
-      <w:tr>
-        <w:tc>
-          <w:tcPr>
-            <w:tcW w:w="5228" w:type="dxa"/>
-          </w:tcPr>
-          <w:p>
-            <w:pPr>
-              <w:jc w:val="center"/>
-              <w:rPr>
-                <w:sz w:val="26"/>
-                <w:szCs w:val="26"/>
-              </w:rPr>
-            </w:pPr>
-            <w:r>
-              <w:rPr>
-                <w:sz w:val="26"/>
-                <w:szCs w:val="26"/>
-              </w:rPr>
-              <w:t>Carico</w:t>
-            </w:r>
-          </w:p>
-        </w:tc>
-        <w:tc>
-          <w:tcPr>
-            <w:tcW w:w="5228" w:type="dxa"/>
-          </w:tcPr>
-          <w:p>
-            <w:pPr>
-              <w:jc w:val="center"/>
-              <w:rPr>
-                <w:sz w:val="26"/>
-                <w:szCs w:val="26"/>
-              </w:rPr>
-            </w:pPr>
-            <w:r>
-              <w:rPr>
-                <w:sz w:val="26"/>
-                <w:szCs w:val="26"/>
-              </w:rPr>
-              <w:t>Pollice in giù</w:t>
-            </w:r>
-          </w:p>
-        </w:tc>
-      </w:tr>
-      <w:tr>
-        <w:tc>
-          <w:tcPr>
-            <w:tcW w:w="5228" w:type="dxa"/>
-          </w:tcPr>
-          <w:p>
-            <w:pPr>
-              <w:jc w:val="center"/>
-              <w:rPr>
-                <w:sz w:val="26"/>
-                <w:szCs w:val="26"/>
-              </w:rPr>
-            </w:pPr>
-            <w:r>
-              <w:rPr>
-                <w:sz w:val="26"/>
-                <w:szCs w:val="26"/>
-              </w:rPr>
-              <w:t>Figure</w:t>
-            </w:r>
-          </w:p>
-        </w:tc>
-        <w:tc>
-          <w:tcPr>
-            <w:tcW w:w="5228" w:type="dxa"/>
-          </w:tcPr>
-          <w:p>
-            <w:pPr>
-              <w:jc w:val="center"/>
-              <w:rPr>
-                <w:sz w:val="26"/>
-                <w:szCs w:val="26"/>
-              </w:rPr>
-            </w:pPr>
-            <w:r>
-              <w:rPr>
-                <w:sz w:val="26"/>
-                <w:szCs w:val="26"/>
-              </w:rPr>
-              <w:t>Ballerina</w:t>
-            </w:r>
-          </w:p>
-        </w:tc>
-      </w:tr>
-      <w:tr>
-        <w:tc>
-          <w:tcPr>
-            <w:tcW w:w="5228" w:type="dxa"/>
-          </w:tcPr>
-          <w:p>
-            <w:pPr>
-              <w:jc w:val="center"/>
-              <w:rPr>
-                <w:sz w:val="26"/>
-                <w:szCs w:val="26"/>
-              </w:rPr>
-            </w:pPr>
-            <w:r>
-              <w:rPr>
-                <w:sz w:val="26"/>
-                <w:szCs w:val="26"/>
-              </w:rPr>
-              <w:t>Liscio</w:t>
-            </w:r>
-          </w:p>
-        </w:tc>
-        <w:tc>
-          <w:tcPr>
-            <w:tcW w:w="5228" w:type="dxa"/>
-          </w:tcPr>
-          <w:p>
-            <w:pPr>
-              <w:jc w:val="center"/>
-              <w:rPr>
-                <w:sz w:val="26"/>
-                <w:szCs w:val="26"/>
-              </w:rPr>
-            </w:pPr>
-            <w:r>
-              <w:rPr>
-                <w:sz w:val="26"/>
-                <w:szCs w:val="26"/>
-              </w:rPr>
-              <w:t>Pollice in su</w:t>
-            </w:r>
-          </w:p>
-        </w:tc>
-      </w:tr>
-    </w:tbl>
-    <w:p>
-      <w:pPr>
-        <w:spacing w:after="0"/>
-        <w:rPr>
-          <w:sz w:val="26"/>
-          <w:szCs w:val="26"/>
-        </w:rPr>
-      </w:pPr>
-    </w:p>
-    <w:p>
-      <w:pPr>
-        <w:rPr>
-          <w:b/>
-          <w:bCs/>
+          <w:szCs w:val="26"/>
+          <w:u w:val="single"/>
+        </w:rPr>
+      </w:pPr>
+    </w:p>
+    <w:p>
+      <w:pPr>
+        <w:pStyle w:val="Titolo1"/>
+      </w:pPr>
+      <w:r>
+        <w:t>Specifiche Richieste</w:t>
+      </w:r>
+    </w:p>
+    <w:p>
+      <w:pPr>
+        <w:pStyle w:val="Titolo2"/>
+        <w:rPr>
           <w:sz w:val="36"/>
           <w:szCs w:val="36"/>
         </w:rPr>
       </w:pPr>
       <w:r>
-        <w:rPr>
-          <w:b/>
-          <w:bCs/>
+        <w:t>Requisiti Funzionali</w:t>
+      </w:r>
+    </w:p>
+    <w:p>
+      <w:r>
+        <w:t>Implementare il software in modo che:</w:t>
+      </w:r>
+    </w:p>
+    <w:p>
+      <w:pPr>
+        <w:pStyle w:val="Paragrafoelenco"/>
+        <w:numPr>
+          <w:ilvl w:val="0"/>
+          <w:numId w:val="9"/>
+        </w:numPr>
+        <w:rPr>
+          <w:szCs w:val="26"/>
+        </w:rPr>
+      </w:pPr>
+      <w:r>
+        <w:rPr>
+          <w:szCs w:val="26"/>
+        </w:rPr>
+        <w:t>All’avvio mostri il menù di gioco.</w:t>
+      </w:r>
+    </w:p>
+    <w:p>
+      <w:pPr>
+        <w:pStyle w:val="Paragrafoelenco"/>
+        <w:numPr>
+          <w:ilvl w:val="0"/>
+          <w:numId w:val="9"/>
+        </w:numPr>
+        <w:rPr>
+          <w:szCs w:val="26"/>
+        </w:rPr>
+      </w:pPr>
+      <w:r>
+        <w:rPr>
+          <w:szCs w:val="26"/>
+        </w:rPr>
+        <w:t xml:space="preserve">Gestisca il profilo dell’utente </w:t>
+      </w:r>
+      <w:r>
+        <w:rPr>
+          <w:szCs w:val="26"/>
+        </w:rPr>
+        <w:t>(nickname</w:t>
+      </w:r>
+      <w:r>
+        <w:rPr>
+          <w:szCs w:val="26"/>
+        </w:rPr>
+        <w:t xml:space="preserve">, </w:t>
+      </w:r>
+      <w:r>
+        <w:rPr>
+          <w:szCs w:val="26"/>
+        </w:rPr>
+        <w:t>avatar)</w:t>
+      </w:r>
+    </w:p>
+    <w:p>
+      <w:pPr>
+        <w:pStyle w:val="Paragrafoelenco"/>
+        <w:numPr>
+          <w:ilvl w:val="0"/>
+          <w:numId w:val="9"/>
+        </w:numPr>
+        <w:rPr>
+          <w:szCs w:val="26"/>
+        </w:rPr>
+      </w:pPr>
+      <w:r>
+        <w:rPr>
+          <w:szCs w:val="26"/>
+        </w:rPr>
+        <w:t>Avvii una nuova partita</w:t>
+      </w:r>
+    </w:p>
+    <w:p>
+      <w:pPr>
+        <w:pStyle w:val="Paragrafoelenco"/>
+        <w:numPr>
+          <w:ilvl w:val="0"/>
+          <w:numId w:val="9"/>
+        </w:numPr>
+        <w:rPr>
+          <w:szCs w:val="26"/>
+        </w:rPr>
+      </w:pPr>
+      <w:r>
+        <w:rPr>
+          <w:szCs w:val="26"/>
+        </w:rPr>
+        <w:t xml:space="preserve">Alla prima mano si sceglie in modo random chi </w:t>
+      </w:r>
+      <w:r>
+        <w:rPr>
+          <w:szCs w:val="26"/>
+        </w:rPr>
+        <w:t>farà</w:t>
+      </w:r>
+      <w:r>
+        <w:rPr>
+          <w:szCs w:val="26"/>
+        </w:rPr>
+        <w:t xml:space="preserve"> il mazziere</w:t>
+      </w:r>
+      <w:r>
+        <w:rPr>
+          <w:szCs w:val="26"/>
+        </w:rPr>
+        <w:t xml:space="preserve"> e distribuirà le carte</w:t>
+      </w:r>
+    </w:p>
+    <w:p>
+      <w:pPr>
+        <w:pStyle w:val="Paragrafoelenco"/>
+        <w:numPr>
+          <w:ilvl w:val="0"/>
+          <w:numId w:val="9"/>
+        </w:numPr>
+        <w:rPr>
+          <w:szCs w:val="26"/>
+        </w:rPr>
+      </w:pPr>
+      <w:r>
+        <w:rPr>
+          <w:szCs w:val="26"/>
+        </w:rPr>
+        <w:t>Gestisca le scelte delle carte da scartare (solo per i bot)</w:t>
+      </w:r>
+    </w:p>
+    <w:p>
+      <w:pPr>
+        <w:pStyle w:val="Paragrafoelenco"/>
+        <w:numPr>
+          <w:ilvl w:val="0"/>
+          <w:numId w:val="9"/>
+        </w:numPr>
+        <w:rPr>
+          <w:szCs w:val="26"/>
+        </w:rPr>
+      </w:pPr>
+      <w:r>
+        <w:rPr>
+          <w:szCs w:val="26"/>
+        </w:rPr>
+        <w:t>Conti i punti di ogni mano in tempo reale e li mostri al giocatore</w:t>
+      </w:r>
+    </w:p>
+    <w:p>
+      <w:pPr>
+        <w:pStyle w:val="Paragrafoelenco"/>
+        <w:numPr>
+          <w:ilvl w:val="0"/>
+          <w:numId w:val="9"/>
+        </w:numPr>
+        <w:rPr>
+          <w:szCs w:val="26"/>
+        </w:rPr>
+      </w:pPr>
+      <w:r>
+        <w:rPr>
+          <w:szCs w:val="26"/>
+        </w:rPr>
+        <w:t>Gestisca la fine del mazzo e i punti totali fino ad allora</w:t>
+      </w:r>
+    </w:p>
+    <w:p>
+      <w:pPr>
+        <w:pStyle w:val="Paragrafoelenco"/>
+        <w:numPr>
+          <w:ilvl w:val="0"/>
+          <w:numId w:val="9"/>
+        </w:numPr>
+        <w:rPr>
+          <w:szCs w:val="26"/>
+        </w:rPr>
+      </w:pPr>
+      <w:r>
+        <w:rPr>
+          <w:szCs w:val="26"/>
+        </w:rPr>
+        <w:t>Decidere se la partita è finita (una coppia ha almeno 61 punti) oppure continuare la partita</w:t>
+      </w:r>
+    </w:p>
+    <w:p>
+      <w:pPr>
+        <w:pStyle w:val="Paragrafoelenco"/>
+        <w:numPr>
+          <w:ilvl w:val="0"/>
+          <w:numId w:val="9"/>
+        </w:numPr>
+        <w:rPr>
+          <w:szCs w:val="26"/>
+        </w:rPr>
+      </w:pPr>
+      <w:r>
+        <w:rPr>
+          <w:szCs w:val="26"/>
+        </w:rPr>
+        <w:t xml:space="preserve">Gestire la fine della partita mostrando i risultati e tornare al </w:t>
+      </w:r>
+      <w:r>
+        <w:rPr>
+          <w:szCs w:val="26"/>
+        </w:rPr>
+        <w:t>menu</w:t>
+      </w:r>
+      <w:r>
+        <w:rPr>
+          <w:szCs w:val="26"/>
+        </w:rPr>
+        <w:t xml:space="preserve"> di gioco</w:t>
+      </w:r>
+    </w:p>
+    <w:p>
+      <w:pPr>
+        <w:pStyle w:val="Paragrafoelenco"/>
+        <w:numPr>
+          <w:ilvl w:val="0"/>
+          <w:numId w:val="10"/>
+        </w:numPr>
+        <w:rPr>
+          <w:szCs w:val="26"/>
+        </w:rPr>
+      </w:pPr>
+      <w:r>
+        <w:rPr>
+          <w:szCs w:val="26"/>
+        </w:rPr>
+        <w:lastRenderedPageBreak/>
+        <w:t>Gestire le statistiche di gioco delle partite vinte/perse</w:t>
+      </w:r>
+    </w:p>
+    <w:p>
+      <w:pPr>
+        <w:pStyle w:val="Paragrafoelenco"/>
+        <w:ind w:left="1068"/>
+        <w:rPr>
+          <w:szCs w:val="26"/>
+        </w:rPr>
+      </w:pPr>
+    </w:p>
+    <w:p>
+      <w:pPr>
+        <w:pStyle w:val="Titolo2"/>
+        <w:rPr>
           <w:sz w:val="36"/>
           <w:szCs w:val="36"/>
         </w:rPr>
-        <w:t>Specifiche Richieste</w:t>
-      </w:r>
-    </w:p>
-    <w:p>
-      <w:pPr>
-        <w:rPr>
-          <w:b/>
-          <w:bCs/>
-          <w:sz w:val="36"/>
-          <w:szCs w:val="36"/>
-        </w:rPr>
-      </w:pPr>
-      <w:r>
-        <w:rPr>
-          <w:b/>
-          <w:bCs/>
-          <w:sz w:val="30"/>
-          <w:szCs w:val="30"/>
-        </w:rPr>
-        <w:t>Requisiti Funzionali</w:t>
-      </w:r>
-    </w:p>
-    <w:p>
-      <w:pPr>
-        <w:rPr>
-          <w:sz w:val="26"/>
-          <w:szCs w:val="26"/>
-        </w:rPr>
-      </w:pPr>
-      <w:r>
-        <w:rPr>
-          <w:sz w:val="26"/>
-          <w:szCs w:val="26"/>
-        </w:rPr>
-        <w:t>Implementare il software in modo che</w:t>
-      </w:r>
-      <w:r>
-        <w:rPr>
-          <w:sz w:val="26"/>
-          <w:szCs w:val="26"/>
-        </w:rPr>
-        <w:t>:</w:t>
+      </w:pPr>
+      <w:r>
+        <w:t>Requisiti</w:t>
+      </w:r>
+      <w:r>
+        <w:t xml:space="preserve"> Non</w:t>
+      </w:r>
+      <w:r>
+        <w:t xml:space="preserve"> Funzionali</w:t>
+      </w:r>
+    </w:p>
+    <w:p>
+      <w:r>
+        <w:t>Implementare il software in modo che:</w:t>
       </w:r>
     </w:p>
     <w:p>
@@ -1384,16 +1106,14 @@
         </w:numPr>
         <w:ind w:left="1068"/>
         <w:rPr>
-          <w:sz w:val="26"/>
-          <w:szCs w:val="26"/>
-        </w:rPr>
-      </w:pPr>
-      <w:r>
-        <w:rPr>
-          <w:sz w:val="26"/>
-          <w:szCs w:val="26"/>
-        </w:rPr>
-        <w:t>All’avvio mostri il menù di gioco.</w:t>
+          <w:szCs w:val="26"/>
+        </w:rPr>
+      </w:pPr>
+      <w:r>
+        <w:rPr>
+          <w:szCs w:val="26"/>
+        </w:rPr>
+        <w:t>Usi in modo appropriato il pattern MVC</w:t>
       </w:r>
     </w:p>
     <w:p>
@@ -1405,37 +1125,14 @@
         </w:numPr>
         <w:ind w:left="1068"/>
         <w:rPr>
-          <w:sz w:val="26"/>
-          <w:szCs w:val="26"/>
-        </w:rPr>
-      </w:pPr>
-      <w:r>
-        <w:rPr>
-          <w:sz w:val="26"/>
-          <w:szCs w:val="26"/>
-        </w:rPr>
-        <w:t xml:space="preserve">Gestisca il profilo dell’utente </w:t>
-      </w:r>
-      <w:r>
-        <w:rPr>
-          <w:sz w:val="26"/>
-          <w:szCs w:val="26"/>
-        </w:rPr>
-        <w:t>(nickname</w:t>
-      </w:r>
-      <w:r>
-        <w:rPr>
-          <w:sz w:val="26"/>
-          <w:szCs w:val="26"/>
-        </w:rPr>
-        <w:t xml:space="preserve">, </w:t>
-      </w:r>
-      <w:r>
-        <w:rPr>
-          <w:sz w:val="26"/>
-          <w:szCs w:val="26"/>
-        </w:rPr>
-        <w:t>avatar)</w:t>
+          <w:szCs w:val="26"/>
+        </w:rPr>
+      </w:pPr>
+      <w:r>
+        <w:rPr>
+          <w:szCs w:val="26"/>
+        </w:rPr>
+        <w:t>Usi in modo appropriato il pattern Observer Observable</w:t>
       </w:r>
     </w:p>
     <w:p>
@@ -1447,16 +1144,14 @@
         </w:numPr>
         <w:ind w:left="1068"/>
         <w:rPr>
-          <w:sz w:val="26"/>
-          <w:szCs w:val="26"/>
-        </w:rPr>
-      </w:pPr>
-      <w:r>
-        <w:rPr>
-          <w:sz w:val="26"/>
-          <w:szCs w:val="26"/>
-        </w:rPr>
-        <w:t>Avvii una nuova partita</w:t>
+          <w:szCs w:val="26"/>
+        </w:rPr>
+      </w:pPr>
+      <w:r>
+        <w:rPr>
+          <w:szCs w:val="26"/>
+        </w:rPr>
+        <w:t>Usi in modo appropriato la libreria Java Swing</w:t>
       </w:r>
     </w:p>
     <w:p>
@@ -1468,37 +1163,14 @@
         </w:numPr>
         <w:ind w:left="1068"/>
         <w:rPr>
-          <w:sz w:val="26"/>
-          <w:szCs w:val="26"/>
-        </w:rPr>
-      </w:pPr>
-      <w:r>
-        <w:rPr>
-          <w:sz w:val="26"/>
-          <w:szCs w:val="26"/>
-        </w:rPr>
-        <w:t xml:space="preserve">Alla prima mano si sceglie in modo random chi </w:t>
-      </w:r>
-      <w:r>
-        <w:rPr>
-          <w:sz w:val="26"/>
-          <w:szCs w:val="26"/>
-        </w:rPr>
-        <w:t>farà</w:t>
-      </w:r>
-      <w:r>
-        <w:rPr>
-          <w:sz w:val="26"/>
-          <w:szCs w:val="26"/>
-        </w:rPr>
-        <w:t xml:space="preserve"> il mazziere</w:t>
-      </w:r>
-      <w:r>
-        <w:rPr>
-          <w:sz w:val="26"/>
-          <w:szCs w:val="26"/>
-        </w:rPr>
-        <w:t xml:space="preserve"> e distribuirà le carte</w:t>
+          <w:szCs w:val="26"/>
+        </w:rPr>
+      </w:pPr>
+      <w:r>
+        <w:rPr>
+          <w:szCs w:val="26"/>
+        </w:rPr>
+        <w:t>Usi in modo appropriato gli stream di Stram&lt;T&gt;</w:t>
       </w:r>
     </w:p>
     <w:p>
@@ -1510,16 +1182,185 @@
         </w:numPr>
         <w:ind w:left="1068"/>
         <w:rPr>
-          <w:sz w:val="26"/>
-          <w:szCs w:val="26"/>
-        </w:rPr>
-      </w:pPr>
-      <w:r>
-        <w:rPr>
-          <w:sz w:val="26"/>
-          <w:szCs w:val="26"/>
-        </w:rPr>
-        <w:t>Gestisca le scelte delle carte da scartare (solo per i bot)</w:t>
+          <w:szCs w:val="26"/>
+        </w:rPr>
+      </w:pPr>
+      <w:r>
+        <w:rPr>
+          <w:szCs w:val="26"/>
+        </w:rPr>
+        <w:t>Usi in modo appropriato la libreria AudioManager</w:t>
+      </w:r>
+    </w:p>
+    <w:p>
+      <w:pPr>
+        <w:rPr>
+          <w:szCs w:val="26"/>
+        </w:rPr>
+      </w:pPr>
+    </w:p>
+    <w:p>
+      <w:pPr>
+        <w:pStyle w:val="Titolo1"/>
+      </w:pPr>
+      <w:r>
+        <w:t>Entità Fondamentali</w:t>
+      </w:r>
+      <w:r>
+        <w:t>,</w:t>
+      </w:r>
+      <w:r>
+        <w:t xml:space="preserve"> Value Objects</w:t>
+      </w:r>
+      <w:r>
+        <w:t xml:space="preserve"> e Logica IA</w:t>
+      </w:r>
+    </w:p>
+    <w:p>
+      <w:pPr>
+        <w:rPr>
+          <w:szCs w:val="26"/>
+        </w:rPr>
+      </w:pPr>
+      <w:r>
+        <w:rPr>
+          <w:szCs w:val="26"/>
+        </w:rPr>
+        <w:t>Per garantire l’immutabilità e l’integrità dei dati base si è scelto di progettare accuratamente le classi fondamentali al gioco stesso:</w:t>
+      </w:r>
+    </w:p>
+    <w:p>
+      <w:pPr>
+        <w:pStyle w:val="Titolo2"/>
+      </w:pPr>
+      <w:r>
+        <w:t>Carta (Value Object)</w:t>
+      </w:r>
+    </w:p>
+    <w:p>
+      <w:r>
+        <w:t xml:space="preserve">Modellata come oggetto immutabile. Il suo stato è definito dalla combinazione di un </w:t>
+      </w:r>
+      <w:r>
+        <w:rPr>
+          <w:i/>
+          <w:iCs/>
+        </w:rPr>
+        <w:t>Seme</w:t>
+      </w:r>
+      <w:r>
+        <w:t xml:space="preserve"> e di un </w:t>
+      </w:r>
+      <w:r>
+        <w:rPr>
+          <w:i/>
+          <w:iCs/>
+        </w:rPr>
+        <w:t>Valore</w:t>
+      </w:r>
+      <w:r>
+        <w:t xml:space="preserve">, implementati come enumerazioni. Questa scelta previene stati inconsistenti (es. “15 di Spade”) e centralizza la definizione della forza e del punteggio della carta all’interno dell’enum </w:t>
+      </w:r>
+      <w:r>
+        <w:rPr>
+          <w:i/>
+          <w:iCs/>
+        </w:rPr>
+        <w:t>Valore</w:t>
+      </w:r>
+      <w:r>
+        <w:t>.</w:t>
+      </w:r>
+    </w:p>
+    <w:p>
+      <w:pPr>
+        <w:pStyle w:val="Titolo2"/>
+      </w:pPr>
+      <w:r>
+        <w:t>Mazzo (Singleton)</w:t>
+      </w:r>
+    </w:p>
+    <w:p>
+      <w:r>
+        <w:t xml:space="preserve">Il mazzo rappresenta una risorsa condivisa e unica durante l’intero ciclo di vita di una partita. L’uso del pattern </w:t>
+      </w:r>
+      <w:r>
+        <w:rPr>
+          <w:i/>
+          <w:iCs/>
+        </w:rPr>
+        <w:t>Singleton</w:t>
+      </w:r>
+      <w:r>
+        <w:t xml:space="preserve"> garantisce un singolo punto di accesso globale, prevenendo la creazione accidentale di istanza multiple che </w:t>
+      </w:r>
+      <w:r>
+        <w:t>comprometterebbero la coerenza del gioco. Contiene la logica per la mescolatura causale e la distribuzione.</w:t>
+      </w:r>
+    </w:p>
+    <w:p>
+      <w:pPr>
+        <w:pStyle w:val="Titolo2"/>
+      </w:pPr>
+      <w:r>
+        <w:t>Giocatore (Entity)</w:t>
+      </w:r>
+    </w:p>
+    <w:p>
+      <w:r>
+        <w:t xml:space="preserve">Definita come classe astratta, incapsula lo stato condiviso da tutti i partecipanti. La specializzazione delle sottoclassi </w:t>
+      </w:r>
+      <w:r>
+        <w:rPr>
+          <w:i/>
+          <w:iCs/>
+        </w:rPr>
+        <w:t>Umano</w:t>
+      </w:r>
+      <w:r>
+        <w:t xml:space="preserve"> e </w:t>
+      </w:r>
+      <w:r>
+        <w:rPr>
+          <w:i/>
+          <w:iCs/>
+        </w:rPr>
+        <w:t>Bot</w:t>
+      </w:r>
+      <w:r>
+        <w:t>, sebbene non abbiano differenze l’uno dall’altro, serve ad isolare logicamente le entitò che richiedono input esterno da quelle governate da un motore decisionale interno.</w:t>
+      </w:r>
+    </w:p>
+    <w:p>
+      <w:pPr>
+        <w:pStyle w:val="Titolo2"/>
+      </w:pPr>
+      <w:r>
+        <w:t>PartitaBriscola (Logica IA)</w:t>
+      </w:r>
+    </w:p>
+    <w:p>
+      <w:r>
+        <w:t xml:space="preserve">La classe </w:t>
+      </w:r>
+      <w:r>
+        <w:rPr>
+          <w:i/>
+          <w:iCs/>
+        </w:rPr>
+        <w:t>PartitaBriscola</w:t>
+      </w:r>
+      <w:r>
+        <w:t xml:space="preserve"> agisce come </w:t>
+      </w:r>
+      <w:r>
+        <w:t xml:space="preserve">unico punto d’accesso alla logica del gioco e dei singoli comportamenti dei Bot. </w:t>
+      </w:r>
+      <w:r>
+        <w:t>È</w:t>
+      </w:r>
+      <w:r>
+        <w:t xml:space="preserve"> responsabile del mantenimento della coerenza interna durante una mano e durante l’intera partita.</w:t>
       </w:r>
     </w:p>
     <w:p>
@@ -1527,20 +1368,22 @@
         <w:pStyle w:val="Paragrafoelenco"/>
         <w:numPr>
           <w:ilvl w:val="0"/>
-          <w:numId w:val="5"/>
+          <w:numId w:val="10"/>
         </w:numPr>
-        <w:ind w:left="1068"/>
-        <w:rPr>
-          <w:sz w:val="26"/>
-          <w:szCs w:val="26"/>
-        </w:rPr>
-      </w:pPr>
-      <w:r>
-        <w:rPr>
-          <w:sz w:val="26"/>
-          <w:szCs w:val="26"/>
-        </w:rPr>
-        <w:t>Conti i punti di ogni mano in tempo reale e li mostri al giocatore</w:t>
+      </w:pPr>
+      <w:r>
+        <w:rPr>
+          <w:b/>
+          <w:bCs/>
+        </w:rPr>
+        <w:lastRenderedPageBreak/>
+        <w:t>Gestione dello Stato</w:t>
+      </w:r>
+      <w:r>
+        <w:t>: Mantiene i riferimenti ai quattro giocatori, al mazzo, alla carta di briscola e tiene traccia del punteggio e del turno corrente. All’interno di questa classe viene gestita non solo la logica di una sola partita ma tiene in conto anche la partita precedente e quella successiva, infatti al termine di una partita nel caso servisse un’altra per decidere il vincitore il turno del giocatore che avrà la prima mano non è scelto in modo casuale ma viene gestito in maniera sequenziale rispetto alla partita precedente</w:t>
+      </w:r>
+      <w:r>
+        <w:t>.</w:t>
       </w:r>
     </w:p>
     <w:p>
@@ -1548,20 +1391,156 @@
         <w:pStyle w:val="Paragrafoelenco"/>
         <w:numPr>
           <w:ilvl w:val="0"/>
-          <w:numId w:val="5"/>
+          <w:numId w:val="10"/>
         </w:numPr>
-        <w:ind w:left="1068"/>
-        <w:rPr>
-          <w:sz w:val="26"/>
-          <w:szCs w:val="26"/>
-        </w:rPr>
-      </w:pPr>
-      <w:r>
-        <w:rPr>
-          <w:sz w:val="26"/>
-          <w:szCs w:val="26"/>
-        </w:rPr>
-        <w:t>Gestisca i segni che il giocatore può inviare al suo compagno</w:t>
+      </w:pPr>
+      <w:r>
+        <w:rPr>
+          <w:b/>
+          <w:bCs/>
+        </w:rPr>
+        <w:t>Logica di Gioco e AI</w:t>
+      </w:r>
+      <w:r>
+        <w:t>:</w:t>
+      </w:r>
+      <w:r>
+        <w:t xml:space="preserve"> Incorpora i metodi cruciali come </w:t>
+      </w:r>
+      <w:r>
+        <w:rPr>
+          <w:i/>
+          <w:iCs/>
+        </w:rPr>
+        <w:t>risolviPresa()</w:t>
+      </w:r>
+      <w:r>
+        <w:t xml:space="preserve">, che valuta le carte dul tavolo in base alle regole della briscola (seme dominante, briscola, valore) per determinare il vincitore della mano. La logica artificiale dei giocatori non umani è invocata tramite </w:t>
+      </w:r>
+      <w:r>
+        <w:rPr>
+          <w:i/>
+          <w:iCs/>
+        </w:rPr>
+        <w:t>eseguiTurniBot()</w:t>
+      </w:r>
+      <w:r>
+        <w:t xml:space="preserve"> e </w:t>
+      </w:r>
+      <w:r>
+        <w:rPr>
+          <w:i/>
+          <w:iCs/>
+        </w:rPr>
+        <w:t>sceltaCarta()</w:t>
+      </w:r>
+      <w:r>
+        <w:t>, che astrae il processo decisionale automatico dal flusso principale.</w:t>
+      </w:r>
+    </w:p>
+    <w:p>
+      <w:pPr>
+        <w:pStyle w:val="Titolo1"/>
+      </w:pPr>
+      <w:r>
+        <w:t>Architettura di Sistema: Pattern MVC</w:t>
+      </w:r>
+    </w:p>
+    <w:p>
+      <w:r>
+        <w:t xml:space="preserve">Per soddisfare il requisito di questo progetto e per ottenere un software manutenibile, pulito e soprattutto facile da dividere nel caso di modifica al lato Front-end (che sia upgrade o eliminazione), l’intero sistema è stato strutturato seguendo rigidamente il pattern architetturale </w:t>
+      </w:r>
+      <w:r>
+        <w:rPr>
+          <w:b/>
+          <w:bCs/>
+        </w:rPr>
+        <w:t>Model-View-Controller</w:t>
+      </w:r>
+      <w:r>
+        <w:t xml:space="preserve"> (</w:t>
+      </w:r>
+      <w:r>
+        <w:rPr>
+          <w:b/>
+          <w:bCs/>
+        </w:rPr>
+        <w:t>MVC</w:t>
+      </w:r>
+      <w:r>
+        <w:t>)</w:t>
+      </w:r>
+      <w:r>
+        <w:t>.</w:t>
+      </w:r>
+    </w:p>
+    <w:p>
+      <w:pPr>
+        <w:pStyle w:val="Titolo2"/>
+      </w:pPr>
+      <w:r>
+        <w:t>Model</w:t>
+      </w:r>
+    </w:p>
+    <w:p>
+      <w:r>
+        <w:t xml:space="preserve">Il model è incapsulato principalmente nella classe </w:t>
+      </w:r>
+      <w:r>
+        <w:rPr>
+          <w:i/>
+          <w:iCs/>
+        </w:rPr>
+        <w:t>GiocoBriscola</w:t>
+      </w:r>
+      <w:r>
+        <w:t>, che funge da facciata per l’intero sistema. Gestisce il ciclo di vita delle singole partite (</w:t>
+      </w:r>
+      <w:r>
+        <w:rPr>
+          <w:i/>
+          <w:iCs/>
+        </w:rPr>
+        <w:t>PartitaBriscola</w:t>
+      </w:r>
+      <w:r>
+        <w:t>) e mantiene le statistiche globali della sessione</w:t>
+      </w:r>
+      <w:r>
+        <w:t xml:space="preserve"> (partite giocate, vinte, perse, pareggiate). Il Model non ha alcuna dipendenza o conoscenza della View o del Controller.</w:t>
+      </w:r>
+    </w:p>
+    <w:p>
+      <w:pPr>
+        <w:pStyle w:val="Titolo2"/>
+      </w:pPr>
+      <w:r>
+        <w:t>View</w:t>
+      </w:r>
+    </w:p>
+    <w:p>
+      <w:r>
+        <w:t xml:space="preserve">Il livello di presentazione, basato sulla libreria Java Swing, è delegato alla classe </w:t>
+      </w:r>
+      <w:r>
+        <w:rPr>
+          <w:i/>
+          <w:iCs/>
+        </w:rPr>
+        <w:t>FinestraGioco</w:t>
+      </w:r>
+      <w:r>
+        <w:t xml:space="preserve"> e a una gerarchia di pannelli che estendono la classe base astratta </w:t>
+      </w:r>
+      <w:r>
+        <w:rPr>
+          <w:i/>
+          <w:iCs/>
+        </w:rPr>
+        <w:t>Pannello</w:t>
+      </w:r>
+      <w:r>
+        <w:t>.</w:t>
       </w:r>
     </w:p>
     <w:p>
@@ -1569,20 +1548,48 @@
         <w:pStyle w:val="Paragrafoelenco"/>
         <w:numPr>
           <w:ilvl w:val="0"/>
-          <w:numId w:val="5"/>
+          <w:numId w:val="13"/>
         </w:numPr>
-        <w:ind w:left="1068"/>
-        <w:rPr>
-          <w:sz w:val="26"/>
-          <w:szCs w:val="26"/>
-        </w:rPr>
-      </w:pPr>
-      <w:r>
-        <w:rPr>
-          <w:sz w:val="26"/>
-          <w:szCs w:val="26"/>
-        </w:rPr>
-        <w:t>Gestisca la fine del mazzo e i punti totali fino ad allora</w:t>
+      </w:pPr>
+      <w:r>
+        <w:rPr>
+          <w:b/>
+          <w:bCs/>
+        </w:rPr>
+        <w:t>Strutturazione Gerarchica</w:t>
+      </w:r>
+      <w:r>
+        <w:t>: I diversi stati visivi dell’applicazione (Menu, Giocatore, Gioco e Statistiche) sono mappati su classi distinte (</w:t>
+      </w:r>
+      <w:r>
+        <w:rPr>
+          <w:i/>
+          <w:iCs/>
+        </w:rPr>
+        <w:t>PannelloMenu</w:t>
+      </w:r>
+      <w:r>
+        <w:t xml:space="preserve">, </w:t>
+      </w:r>
+      <w:r>
+        <w:rPr>
+          <w:i/>
+          <w:iCs/>
+        </w:rPr>
+        <w:t>PannelloGioco</w:t>
+      </w:r>
+      <w:r>
+        <w:t xml:space="preserve">, ecc..), gestite dinamicamente tramite </w:t>
+      </w:r>
+      <w:r>
+        <w:rPr>
+          <w:i/>
+          <w:iCs/>
+        </w:rPr>
+        <w:t>FinestraGioco.visualizzaPannello()</w:t>
+      </w:r>
+      <w:r>
+        <w:t>.</w:t>
       </w:r>
     </w:p>
     <w:p>
@@ -1590,20 +1597,135 @@
         <w:pStyle w:val="Paragrafoelenco"/>
         <w:numPr>
           <w:ilvl w:val="0"/>
-          <w:numId w:val="5"/>
+          <w:numId w:val="13"/>
         </w:numPr>
-        <w:ind w:left="1068"/>
-        <w:rPr>
-          <w:sz w:val="26"/>
-          <w:szCs w:val="26"/>
-        </w:rPr>
-      </w:pPr>
-      <w:r>
-        <w:rPr>
-          <w:sz w:val="26"/>
-          <w:szCs w:val="26"/>
-        </w:rPr>
-        <w:t>Decidere se la partita è finita (una coppia ha almeno 61 punti) oppure continuare la partita</w:t>
+      </w:pPr>
+      <w:r>
+        <w:rPr>
+          <w:b/>
+          <w:bCs/>
+        </w:rPr>
+        <w:t>Grafica Centralizzata</w:t>
+      </w:r>
+      <w:r>
+        <w:t xml:space="preserve">: L’introduzione della classe </w:t>
+      </w:r>
+      <w:r>
+        <w:rPr>
+          <w:i/>
+          <w:iCs/>
+        </w:rPr>
+        <w:t>GraficaPannello</w:t>
+      </w:r>
+      <w:r>
+        <w:t xml:space="preserve"> (che sfrutta l’interfaccia </w:t>
+      </w:r>
+      <w:r>
+        <w:rPr>
+          <w:i/>
+          <w:iCs/>
+        </w:rPr>
+        <w:t>Colorabile</w:t>
+      </w:r>
+      <w:r>
+        <w:t xml:space="preserve">) funge da </w:t>
+      </w:r>
+      <w:r>
+        <w:rPr>
+          <w:i/>
+          <w:iCs/>
+        </w:rPr>
+        <w:t>Factory</w:t>
+      </w:r>
+      <w:r>
+        <w:t xml:space="preserve"> per i componenti Swing. Centralizza la creazione di bottoni, testi, layout garantendo una coerenza stilistica e riducendo drasticamente la duplicazione del codice di inizializzazione della UI.</w:t>
+      </w:r>
+    </w:p>
+    <w:p>
+      <w:pPr>
+        <w:pStyle w:val="Titolo2"/>
+      </w:pPr>
+      <w:r>
+        <w:t>Controller</w:t>
+      </w:r>
+    </w:p>
+    <w:p>
+      <w:r>
+        <w:t xml:space="preserve">La classe </w:t>
+      </w:r>
+      <w:r>
+        <w:rPr>
+          <w:i/>
+          <w:iCs/>
+        </w:rPr>
+        <w:t>ControllerGioco</w:t>
+      </w:r>
+      <w:r>
+        <w:t xml:space="preserve"> rappresenta il collante dell’architettura. </w:t>
+      </w:r>
+      <w:r>
+        <w:t>È</w:t>
+      </w:r>
+      <w:r>
+        <w:t xml:space="preserve"> l’unica entità consapevole sia del Model che della View. Il suo compito è intercettare le azioni dell’utente dalla View (es. click su </w:t>
+      </w:r>
+      <w:r>
+        <w:lastRenderedPageBreak/>
+        <w:t xml:space="preserve">una carta, avvio partita), interpretarle, tradurle in chiamate ai metodi del Model (es. </w:t>
+      </w:r>
+      <w:r>
+        <w:rPr>
+          <w:i/>
+          <w:iCs/>
+        </w:rPr>
+        <w:t>PartitaBriscola.scarta())</w:t>
+      </w:r>
+      <w:r>
+        <w:t xml:space="preserve"> e istruire la View sui cambi di stato necessari (es. </w:t>
+      </w:r>
+      <w:r>
+        <w:rPr>
+          <w:i/>
+          <w:iCs/>
+        </w:rPr>
+        <w:t>cambiaSchermata ()</w:t>
+      </w:r>
+      <w:r>
+        <w:t xml:space="preserve"> ).</w:t>
+      </w:r>
+    </w:p>
+    <w:p>
+      <w:pPr>
+        <w:pStyle w:val="Titolo1"/>
+      </w:pPr>
+      <w:r>
+        <w:t>Pattern Comportamentali e Ottimizzazione Risorse</w:t>
+      </w:r>
+    </w:p>
+    <w:p>
+      <w:pPr>
+        <w:pStyle w:val="Titolo2"/>
+      </w:pPr>
+      <w:r>
+        <w:t>Observer/Observable</w:t>
+      </w:r>
+    </w:p>
+    <w:p>
+      <w:r>
+        <w:t xml:space="preserve">Il flusso delle informazioni dal Model alla View non avviene tramite interrogazioni continue, ma tramite un’implementazione del pattern </w:t>
+      </w:r>
+      <w:r>
+        <w:rPr>
+          <w:b/>
+          <w:bCs/>
+        </w:rPr>
+        <w:t>Observer</w:t>
+      </w:r>
+      <w:r>
+        <w:t>. Questo pa</w:t>
+      </w:r>
+      <w:r>
+        <w:t>ttern permette di definire una dipendenza uno a molti fra oggetti, in modo che se un oggetto cambia (es. lo stato della partita), ciascuno degli oggetti dipendenti da esso viene notificato e aggiornato automaticamente (es. il panello da visualizzare).</w:t>
       </w:r>
     </w:p>
     <w:p>
@@ -1611,365 +1733,31 @@
         <w:pStyle w:val="Paragrafoelenco"/>
         <w:numPr>
           <w:ilvl w:val="0"/>
-          <w:numId w:val="5"/>
+          <w:numId w:val="14"/>
         </w:numPr>
-        <w:ind w:left="1068"/>
-        <w:rPr>
-          <w:sz w:val="26"/>
-          <w:szCs w:val="26"/>
-        </w:rPr>
-      </w:pPr>
-      <w:r>
-        <w:rPr>
-          <w:sz w:val="26"/>
-          <w:szCs w:val="26"/>
-        </w:rPr>
-        <w:t>Gestire la fine della partita mostrando i risultat</w:t>
-      </w:r>
-      <w:r>
-        <w:rPr>
-          <w:sz w:val="26"/>
-          <w:szCs w:val="26"/>
-        </w:rPr>
-        <w:t xml:space="preserve">i e tornare al </w:t>
-      </w:r>
-      <w:r>
-        <w:rPr>
-          <w:sz w:val="26"/>
-          <w:szCs w:val="26"/>
-        </w:rPr>
-        <w:t>menu</w:t>
-      </w:r>
-      <w:r>
-        <w:rPr>
-          <w:sz w:val="26"/>
-          <w:szCs w:val="26"/>
-        </w:rPr>
-        <w:t xml:space="preserve"> di gioco</w:t>
-      </w:r>
-    </w:p>
-    <w:p>
-      <w:pPr>
-        <w:pStyle w:val="Paragrafoelenco"/>
-        <w:numPr>
-          <w:ilvl w:val="0"/>
-          <w:numId w:val="5"/>
-        </w:numPr>
-        <w:ind w:left="1068"/>
-        <w:rPr>
-          <w:sz w:val="26"/>
-          <w:szCs w:val="26"/>
-        </w:rPr>
-      </w:pPr>
-      <w:r>
-        <w:rPr>
-          <w:sz w:val="26"/>
-          <w:szCs w:val="26"/>
-        </w:rPr>
-        <w:t>Gestire le statistiche di gioco delle partite vinte/perse</w:t>
-      </w:r>
-    </w:p>
-    <w:p>
-      <w:pPr>
-        <w:pStyle w:val="Paragrafoelenco"/>
-        <w:ind w:left="1068"/>
-        <w:rPr>
-          <w:sz w:val="26"/>
-          <w:szCs w:val="26"/>
-        </w:rPr>
-      </w:pPr>
-    </w:p>
-    <w:p>
-      <w:pPr>
-        <w:ind w:left="-12"/>
-        <w:rPr>
-          <w:b/>
-          <w:bCs/>
-          <w:sz w:val="36"/>
-          <w:szCs w:val="36"/>
-        </w:rPr>
-      </w:pPr>
-      <w:r>
-        <w:rPr>
-          <w:b/>
-          <w:bCs/>
-          <w:sz w:val="30"/>
-          <w:szCs w:val="30"/>
-        </w:rPr>
-        <w:t>Requisiti</w:t>
-      </w:r>
-      <w:r>
-        <w:rPr>
-          <w:b/>
-          <w:bCs/>
-          <w:sz w:val="30"/>
-          <w:szCs w:val="30"/>
-        </w:rPr>
-        <w:t xml:space="preserve"> Non</w:t>
-      </w:r>
-      <w:r>
-        <w:rPr>
-          <w:b/>
-          <w:bCs/>
-          <w:sz w:val="30"/>
-          <w:szCs w:val="30"/>
-        </w:rPr>
-        <w:t xml:space="preserve"> Funzionali</w:t>
-      </w:r>
-    </w:p>
-    <w:p>
-      <w:pPr>
-        <w:ind w:left="-12"/>
-        <w:rPr>
-          <w:sz w:val="26"/>
-          <w:szCs w:val="26"/>
-        </w:rPr>
-      </w:pPr>
-      <w:r>
-        <w:rPr>
-          <w:sz w:val="26"/>
-          <w:szCs w:val="26"/>
-        </w:rPr>
-        <w:t>Implementare il software in modo che:</w:t>
-      </w:r>
-    </w:p>
-    <w:p>
-      <w:pPr>
-        <w:pStyle w:val="Paragrafoelenco"/>
-        <w:numPr>
-          <w:ilvl w:val="0"/>
-          <w:numId w:val="5"/>
-        </w:numPr>
-        <w:ind w:left="1068"/>
-        <w:rPr>
-          <w:sz w:val="26"/>
-          <w:szCs w:val="26"/>
-        </w:rPr>
-      </w:pPr>
-      <w:r>
-        <w:rPr>
-          <w:sz w:val="26"/>
-          <w:szCs w:val="26"/>
-        </w:rPr>
-        <w:t>Usi in modo appropriato il pattern MVC</w:t>
-      </w:r>
-    </w:p>
-    <w:p>
-      <w:pPr>
-        <w:pStyle w:val="Paragrafoelenco"/>
-        <w:numPr>
-          <w:ilvl w:val="0"/>
-          <w:numId w:val="5"/>
-        </w:numPr>
-        <w:ind w:left="1068"/>
-        <w:rPr>
-          <w:sz w:val="26"/>
-          <w:szCs w:val="26"/>
-        </w:rPr>
-      </w:pPr>
-      <w:r>
-        <w:rPr>
-          <w:sz w:val="26"/>
-          <w:szCs w:val="26"/>
-        </w:rPr>
-        <w:lastRenderedPageBreak/>
-        <w:t xml:space="preserve">Usi in modo appropriato il pattern Observer </w:t>
-      </w:r>
-      <w:proofErr w:type="spellStart"/>
-      <w:r>
-        <w:rPr>
-          <w:sz w:val="26"/>
-          <w:szCs w:val="26"/>
-        </w:rPr>
-        <w:t>Observable</w:t>
-      </w:r>
-      <w:proofErr w:type="spellEnd"/>
-    </w:p>
-    <w:p>
-      <w:pPr>
-        <w:pStyle w:val="Paragrafoelenco"/>
-        <w:numPr>
-          <w:ilvl w:val="0"/>
-          <w:numId w:val="5"/>
-        </w:numPr>
-        <w:ind w:left="1068"/>
-        <w:rPr>
-          <w:sz w:val="26"/>
-          <w:szCs w:val="26"/>
-        </w:rPr>
-      </w:pPr>
-      <w:r>
-        <w:rPr>
-          <w:sz w:val="26"/>
-          <w:szCs w:val="26"/>
-        </w:rPr>
-        <w:t>Usi in modo appropriato * Pattern da definire *</w:t>
-      </w:r>
-    </w:p>
-    <w:p>
-      <w:pPr>
-        <w:pStyle w:val="Paragrafoelenco"/>
-        <w:numPr>
-          <w:ilvl w:val="0"/>
-          <w:numId w:val="5"/>
-        </w:numPr>
-        <w:ind w:left="1068"/>
-        <w:rPr>
-          <w:sz w:val="26"/>
-          <w:szCs w:val="26"/>
-        </w:rPr>
-      </w:pPr>
-      <w:r>
-        <w:rPr>
-          <w:sz w:val="26"/>
-          <w:szCs w:val="26"/>
-        </w:rPr>
-        <w:t>Usi in modo appropriato la libreria Java Swing</w:t>
-      </w:r>
-    </w:p>
-    <w:p>
-      <w:pPr>
-        <w:pStyle w:val="Paragrafoelenco"/>
-        <w:numPr>
-          <w:ilvl w:val="0"/>
-          <w:numId w:val="5"/>
-        </w:numPr>
-        <w:ind w:left="1068"/>
-        <w:rPr>
-          <w:sz w:val="26"/>
-          <w:szCs w:val="26"/>
-        </w:rPr>
-      </w:pPr>
-      <w:r>
-        <w:rPr>
-          <w:sz w:val="26"/>
-          <w:szCs w:val="26"/>
-        </w:rPr>
-        <w:t>Usi in modo appropriato gli stream di Stram&lt;T&gt;</w:t>
-      </w:r>
-    </w:p>
-    <w:p>
-      <w:pPr>
-        <w:pStyle w:val="Paragrafoelenco"/>
-        <w:numPr>
-          <w:ilvl w:val="0"/>
-          <w:numId w:val="5"/>
-        </w:numPr>
-        <w:ind w:left="1068"/>
-        <w:rPr>
-          <w:sz w:val="26"/>
-          <w:szCs w:val="26"/>
-        </w:rPr>
-      </w:pPr>
-      <w:r>
-        <w:rPr>
-          <w:sz w:val="26"/>
-          <w:szCs w:val="26"/>
-        </w:rPr>
-        <w:t xml:space="preserve">Usi in modo appropriato la libreria </w:t>
-      </w:r>
-      <w:proofErr w:type="spellStart"/>
-      <w:r>
-        <w:rPr>
-          <w:sz w:val="26"/>
-          <w:szCs w:val="26"/>
-        </w:rPr>
-        <w:t>AudioManager</w:t>
-      </w:r>
-      <w:proofErr w:type="spellEnd"/>
-    </w:p>
-    <w:p>
-      <w:pPr>
-        <w:rPr>
-          <w:sz w:val="26"/>
-          <w:szCs w:val="26"/>
-        </w:rPr>
-      </w:pPr>
-    </w:p>
-    <w:p>
-      <w:pPr>
-        <w:ind w:left="-12"/>
-        <w:rPr>
-          <w:b/>
-          <w:bCs/>
-          <w:sz w:val="36"/>
-          <w:szCs w:val="36"/>
-        </w:rPr>
-      </w:pPr>
-      <w:r>
-        <w:rPr>
-          <w:b/>
-          <w:bCs/>
-          <w:sz w:val="36"/>
-          <w:szCs w:val="36"/>
-        </w:rPr>
-        <w:t>Architettura e Struttura del Software</w:t>
-      </w:r>
-    </w:p>
-    <w:p>
-      <w:pPr>
-        <w:ind w:left="-12"/>
-        <w:rPr>
-          <w:b/>
-          <w:bCs/>
-          <w:sz w:val="36"/>
-          <w:szCs w:val="36"/>
-        </w:rPr>
-      </w:pPr>
-      <w:r>
-        <w:rPr>
-          <w:b/>
-          <w:bCs/>
-          <w:sz w:val="30"/>
-          <w:szCs w:val="30"/>
-        </w:rPr>
-        <w:t>Definizione delle Classi</w:t>
-      </w:r>
-    </w:p>
-    <w:p>
-      <w:pPr>
-        <w:spacing w:after="0"/>
-        <w:rPr>
-          <w:sz w:val="28"/>
-          <w:szCs w:val="28"/>
-        </w:rPr>
-      </w:pPr>
-      <w:r>
-        <w:rPr>
-          <w:sz w:val="28"/>
-          <w:szCs w:val="28"/>
-        </w:rPr>
-        <w:t>Model</w:t>
-      </w:r>
-    </w:p>
-    <w:p>
-      <w:pPr>
-        <w:spacing w:after="0"/>
-        <w:rPr>
-          <w:sz w:val="28"/>
-          <w:szCs w:val="28"/>
-        </w:rPr>
-      </w:pPr>
-    </w:p>
-    <w:p>
-      <w:pPr>
-        <w:pStyle w:val="Paragrafoelenco"/>
-        <w:numPr>
-          <w:ilvl w:val="0"/>
-          <w:numId w:val="6"/>
-        </w:numPr>
-        <w:spacing w:after="0"/>
-        <w:rPr>
-          <w:sz w:val="28"/>
-          <w:szCs w:val="28"/>
-        </w:rPr>
-      </w:pPr>
-      <w:r>
-        <w:rPr>
-          <w:sz w:val="28"/>
-          <w:szCs w:val="28"/>
-        </w:rPr>
-        <w:t xml:space="preserve">Carta: rappresenta la carta da gioco composta da </w:t>
+      </w:pPr>
+      <w:r>
+        <w:t>Le classi del Model (</w:t>
+      </w:r>
+      <w:r>
+        <w:rPr>
+          <w:i/>
+          <w:iCs/>
+        </w:rPr>
+        <w:t>GiocoBriscola</w:t>
+      </w:r>
+      <w:r>
+        <w:t xml:space="preserve"> e </w:t>
+      </w:r>
+      <w:r>
+        <w:rPr>
+          <w:i/>
+          <w:iCs/>
+        </w:rPr>
+        <w:t>ParitaBriscola</w:t>
+      </w:r>
+      <w:r>
+        <w:t xml:space="preserve">) estendono </w:t>
       </w:r>
       <w:r>
         <w:rPr>
@@ -1977,17 +1765,33 @@
           <w:bCs/>
           <w:i/>
           <w:iCs/>
-          <w:sz w:val="28"/>
-          <w:szCs w:val="28"/>
-        </w:rPr>
-        <w:t>Seme</w:t>
-      </w:r>
-      <w:r>
-        <w:rPr>
-          <w:sz w:val="28"/>
-          <w:szCs w:val="28"/>
-        </w:rPr>
-        <w:t xml:space="preserve"> e </w:t>
+        </w:rPr>
+        <w:t>java.util.observable</w:t>
+      </w:r>
+      <w:r>
+        <w:t xml:space="preserve">. Quando avviene un cambiamento di stato significativo (es. fine di una mano), il Model invoca </w:t>
+      </w:r>
+      <w:r>
+        <w:rPr>
+          <w:i/>
+          <w:iCs/>
+        </w:rPr>
+        <w:t>notifyObservers ()</w:t>
+      </w:r>
+      <w:r>
+        <w:t>.</w:t>
+      </w:r>
+    </w:p>
+    <w:p>
+      <w:pPr>
+        <w:pStyle w:val="Paragrafoelenco"/>
+        <w:numPr>
+          <w:ilvl w:val="0"/>
+          <w:numId w:val="14"/>
+        </w:numPr>
+      </w:pPr>
+      <w:r>
+        <w:t xml:space="preserve">Le classi della View e il Controller implementano l’interfaccia </w:t>
       </w:r>
       <w:r>
         <w:rPr>
@@ -1995,537 +1799,87 @@
           <w:bCs/>
           <w:i/>
           <w:iCs/>
+        </w:rPr>
+        <w:t>java.util.observer</w:t>
+      </w:r>
+      <w:r>
+        <w:t xml:space="preserve">. In particolare, il </w:t>
+      </w:r>
+      <w:r>
+        <w:rPr>
+          <w:i/>
+          <w:iCs/>
+        </w:rPr>
+        <w:t>PannelloGioco</w:t>
+      </w:r>
+      <w:r>
+        <w:t xml:space="preserve"> si aggiorna ridisegnando il tavolo quando riceve una notifica della partita in corso. </w:t>
+      </w:r>
+      <w:r>
+        <w:t>Questo garantisce che l’interfaccia rifletta sempre lo stato coerente del dominio, azzerando le dipendenze dirette dal Model verso la View.</w:t>
+      </w:r>
+    </w:p>
+    <w:p>
+      <w:pPr>
+        <w:pStyle w:val="Titolo2"/>
+      </w:pPr>
+      <w:r>
+        <w:t>CacheImmagini</w:t>
+      </w:r>
+    </w:p>
+    <w:p>
+      <w:pPr>
+        <w:rPr>
+          <w:u w:val="single"/>
+        </w:rPr>
+      </w:pPr>
+      <w:r>
+        <w:t xml:space="preserve">Il rendering dell’interfaccia, specialmente del tavolo di gioco, richiede il caricamento frequente di risorse grafiche (carte). Per evitare il pesante overhead dell’I/O sul disco a ogni frame o aggiornamento del pannello, è stata implementata la classe di utilità </w:t>
+      </w:r>
+      <w:r>
+        <w:rPr>
+          <w:i/>
+          <w:iCs/>
+        </w:rPr>
+        <w:t>CacheImmagini</w:t>
+      </w:r>
+      <w:r>
+        <w:t xml:space="preserve">. Essa carica le immagini </w:t>
+      </w:r>
+      <w:r>
+        <w:rPr>
+          <w:i/>
+          <w:iCs/>
+        </w:rPr>
+        <w:t>BufferedImage</w:t>
+      </w:r>
+      <w:r>
+        <w:t xml:space="preserve"> una sola volta, immagazzinandole in memoria. Le successive richieste per la medesima risorsa (es. il dorso delle carte) attingono direttamente dalla memoria, migliorando significativamente la reattività dell’applicazione.</w:t>
+      </w:r>
+    </w:p>
+    <w:p>
+      <w:pPr>
+        <w:pStyle w:val="Titolo1"/>
+      </w:pPr>
+      <w:r>
+        <w:t>Conclusioni</w:t>
+      </w:r>
+    </w:p>
+    <w:p>
+      <w:pPr>
+        <w:spacing w:after="0"/>
+        <w:rPr>
           <w:sz w:val="28"/>
           <w:szCs w:val="28"/>
-        </w:rPr>
-        <w:t>Valore</w:t>
-      </w:r>
+          <w:u w:val="single"/>
+        </w:rPr>
+      </w:pPr>
       <w:r>
         <w:rPr>
           <w:sz w:val="28"/>
           <w:szCs w:val="28"/>
         </w:rPr>
-        <w:t xml:space="preserve"> (</w:t>
-      </w:r>
-      <w:proofErr w:type="spellStart"/>
-      <w:r>
-        <w:rPr>
-          <w:sz w:val="28"/>
-          <w:szCs w:val="28"/>
-        </w:rPr>
-        <w:t>enum</w:t>
-      </w:r>
-      <w:proofErr w:type="spellEnd"/>
-      <w:r>
-        <w:rPr>
-          <w:sz w:val="28"/>
-          <w:szCs w:val="28"/>
-        </w:rPr>
-        <w:t>)</w:t>
-      </w:r>
-    </w:p>
-    <w:p>
-      <w:pPr>
-        <w:pStyle w:val="Paragrafoelenco"/>
-        <w:numPr>
-          <w:ilvl w:val="0"/>
-          <w:numId w:val="6"/>
-        </w:numPr>
-        <w:spacing w:after="0"/>
-        <w:rPr>
-          <w:sz w:val="28"/>
-          <w:szCs w:val="28"/>
-        </w:rPr>
-      </w:pPr>
-      <w:r>
-        <w:rPr>
-          <w:sz w:val="28"/>
-          <w:szCs w:val="28"/>
-        </w:rPr>
-        <w:t xml:space="preserve">Mazzo: rappresenta il </w:t>
-      </w:r>
-      <w:r>
-        <w:rPr>
-          <w:b/>
-          <w:bCs/>
-          <w:i/>
-          <w:iCs/>
-          <w:sz w:val="28"/>
-          <w:szCs w:val="28"/>
-        </w:rPr>
-        <w:t>mazzo</w:t>
-      </w:r>
-      <w:r>
-        <w:rPr>
-          <w:sz w:val="28"/>
-          <w:szCs w:val="28"/>
-        </w:rPr>
-        <w:t xml:space="preserve"> da gioco composta da una lista di 40 carte. Il mazzo ha i metodi: </w:t>
-      </w:r>
-      <w:proofErr w:type="gramStart"/>
-      <w:r>
-        <w:rPr>
-          <w:i/>
-          <w:iCs/>
-          <w:sz w:val="28"/>
-          <w:szCs w:val="28"/>
-        </w:rPr>
-        <w:t>mescola</w:t>
-      </w:r>
-      <w:r>
-        <w:rPr>
-          <w:sz w:val="28"/>
-          <w:szCs w:val="28"/>
-        </w:rPr>
-        <w:t>(</w:t>
-      </w:r>
-      <w:proofErr w:type="gramEnd"/>
-      <w:r>
-        <w:rPr>
-          <w:sz w:val="28"/>
-          <w:szCs w:val="28"/>
-        </w:rPr>
-        <w:t xml:space="preserve">) che mischia le carte in modo random; </w:t>
-      </w:r>
-      <w:proofErr w:type="gramStart"/>
-      <w:r>
-        <w:rPr>
-          <w:i/>
-          <w:iCs/>
-          <w:sz w:val="28"/>
-          <w:szCs w:val="28"/>
-        </w:rPr>
-        <w:t>pesca</w:t>
-      </w:r>
-      <w:r>
-        <w:rPr>
-          <w:sz w:val="28"/>
-          <w:szCs w:val="28"/>
-        </w:rPr>
-        <w:t>(</w:t>
-      </w:r>
-      <w:proofErr w:type="gramEnd"/>
-      <w:r>
-        <w:rPr>
-          <w:sz w:val="28"/>
-          <w:szCs w:val="28"/>
-        </w:rPr>
-        <w:t>) che restituisce la prima carta del mazzo.</w:t>
-      </w:r>
-    </w:p>
-    <w:p>
-      <w:pPr>
-        <w:pStyle w:val="Paragrafoelenco"/>
-        <w:numPr>
-          <w:ilvl w:val="0"/>
-          <w:numId w:val="6"/>
-        </w:numPr>
-        <w:spacing w:after="0"/>
-        <w:rPr>
-          <w:sz w:val="28"/>
-          <w:szCs w:val="28"/>
-        </w:rPr>
-      </w:pPr>
-      <w:r>
-        <w:rPr>
-          <w:sz w:val="28"/>
-          <w:szCs w:val="28"/>
-        </w:rPr>
-        <w:t xml:space="preserve">Giocatore: classe astratta </w:t>
-      </w:r>
-      <w:r>
-        <w:rPr>
-          <w:sz w:val="28"/>
-          <w:szCs w:val="28"/>
-        </w:rPr>
-        <w:t>che rappresenta il giocatore di una partita;</w:t>
-      </w:r>
-      <w:r>
-        <w:rPr>
-          <w:sz w:val="28"/>
-          <w:szCs w:val="28"/>
-        </w:rPr>
-        <w:t xml:space="preserve"> contiene il </w:t>
-      </w:r>
-      <w:r>
-        <w:rPr>
-          <w:i/>
-          <w:iCs/>
-          <w:sz w:val="28"/>
-          <w:szCs w:val="28"/>
-        </w:rPr>
-        <w:t>nickname</w:t>
-      </w:r>
-      <w:r>
-        <w:rPr>
-          <w:sz w:val="28"/>
-          <w:szCs w:val="28"/>
-        </w:rPr>
-        <w:t xml:space="preserve"> ed una </w:t>
-      </w:r>
-      <w:r>
-        <w:rPr>
-          <w:i/>
-          <w:iCs/>
-          <w:sz w:val="28"/>
-          <w:szCs w:val="28"/>
-        </w:rPr>
-        <w:t>mano</w:t>
-      </w:r>
-      <w:r>
-        <w:rPr>
-          <w:sz w:val="28"/>
-          <w:szCs w:val="28"/>
-        </w:rPr>
-        <w:t xml:space="preserve"> (lista di </w:t>
-      </w:r>
-      <w:proofErr w:type="gramStart"/>
-      <w:r>
-        <w:rPr>
-          <w:sz w:val="28"/>
-          <w:szCs w:val="28"/>
-        </w:rPr>
-        <w:t>3</w:t>
-      </w:r>
-      <w:proofErr w:type="gramEnd"/>
-      <w:r>
-        <w:rPr>
-          <w:sz w:val="28"/>
-          <w:szCs w:val="28"/>
-        </w:rPr>
-        <w:t xml:space="preserve"> carte)</w:t>
-      </w:r>
-    </w:p>
-    <w:p>
-      <w:pPr>
-        <w:pStyle w:val="Paragrafoelenco"/>
-        <w:numPr>
-          <w:ilvl w:val="0"/>
-          <w:numId w:val="6"/>
-        </w:numPr>
-        <w:spacing w:after="0"/>
-        <w:rPr>
-          <w:sz w:val="28"/>
-          <w:szCs w:val="28"/>
-        </w:rPr>
-      </w:pPr>
-      <w:r>
-        <w:rPr>
-          <w:sz w:val="28"/>
-          <w:szCs w:val="28"/>
-        </w:rPr>
-        <w:t>Umano: rappresenta il giocatore umano</w:t>
-      </w:r>
-    </w:p>
-    <w:p>
-      <w:pPr>
-        <w:pStyle w:val="Paragrafoelenco"/>
-        <w:numPr>
-          <w:ilvl w:val="0"/>
-          <w:numId w:val="6"/>
-        </w:numPr>
-        <w:spacing w:after="0"/>
-        <w:rPr>
-          <w:sz w:val="28"/>
-          <w:szCs w:val="28"/>
-        </w:rPr>
-      </w:pPr>
-      <w:r>
-        <w:rPr>
-          <w:sz w:val="28"/>
-          <w:szCs w:val="28"/>
-        </w:rPr>
-        <w:t>Bot: rappresenta il giocatore artificiale che conterrà la logica di pensiero</w:t>
-      </w:r>
-    </w:p>
-    <w:p>
-      <w:pPr>
-        <w:pStyle w:val="Paragrafoelenco"/>
-        <w:numPr>
-          <w:ilvl w:val="0"/>
-          <w:numId w:val="6"/>
-        </w:numPr>
-        <w:spacing w:after="0"/>
-        <w:rPr>
-          <w:sz w:val="28"/>
-          <w:szCs w:val="28"/>
-        </w:rPr>
-      </w:pPr>
-      <w:proofErr w:type="spellStart"/>
-      <w:r>
-        <w:rPr>
-          <w:sz w:val="28"/>
-          <w:szCs w:val="28"/>
-        </w:rPr>
-        <w:t>PartitaBriscola</w:t>
-      </w:r>
-      <w:proofErr w:type="spellEnd"/>
-      <w:r>
-        <w:rPr>
-          <w:sz w:val="28"/>
-          <w:szCs w:val="28"/>
-        </w:rPr>
-        <w:t xml:space="preserve">: rappresenta la singola partita, contiene il </w:t>
-      </w:r>
-      <w:r>
-        <w:rPr>
-          <w:i/>
-          <w:iCs/>
-          <w:sz w:val="28"/>
-          <w:szCs w:val="28"/>
-        </w:rPr>
-        <w:t>gioco</w:t>
-      </w:r>
-      <w:r>
-        <w:rPr>
-          <w:sz w:val="28"/>
-          <w:szCs w:val="28"/>
-        </w:rPr>
-        <w:t xml:space="preserve"> che è l’istanza d</w:t>
-      </w:r>
-      <w:r>
-        <w:rPr>
-          <w:sz w:val="28"/>
-          <w:szCs w:val="28"/>
-        </w:rPr>
-        <w:t>i</w:t>
-      </w:r>
-      <w:r>
-        <w:rPr>
-          <w:sz w:val="28"/>
-          <w:szCs w:val="28"/>
-        </w:rPr>
-        <w:t xml:space="preserve"> </w:t>
-      </w:r>
-      <w:proofErr w:type="spellStart"/>
-      <w:proofErr w:type="gramStart"/>
-      <w:r>
-        <w:rPr>
-          <w:sz w:val="28"/>
-          <w:szCs w:val="28"/>
-        </w:rPr>
-        <w:t>G</w:t>
-      </w:r>
-      <w:r>
-        <w:rPr>
-          <w:sz w:val="28"/>
-          <w:szCs w:val="28"/>
-        </w:rPr>
-        <w:t>ioco</w:t>
-      </w:r>
-      <w:r>
-        <w:rPr>
-          <w:sz w:val="28"/>
-          <w:szCs w:val="28"/>
-        </w:rPr>
-        <w:t>Briscola</w:t>
-      </w:r>
-      <w:proofErr w:type="spellEnd"/>
-      <w:proofErr w:type="gramEnd"/>
-      <w:r>
-        <w:rPr>
-          <w:sz w:val="28"/>
-          <w:szCs w:val="28"/>
-        </w:rPr>
-        <w:t xml:space="preserve">, lo </w:t>
-      </w:r>
-      <w:r>
-        <w:rPr>
-          <w:i/>
-          <w:iCs/>
-          <w:sz w:val="28"/>
-          <w:szCs w:val="28"/>
-        </w:rPr>
-        <w:t>stato</w:t>
-      </w:r>
-      <w:r>
-        <w:rPr>
-          <w:sz w:val="28"/>
-          <w:szCs w:val="28"/>
-        </w:rPr>
-        <w:t xml:space="preserve"> </w:t>
-      </w:r>
-      <w:r>
-        <w:rPr>
-          <w:sz w:val="28"/>
-          <w:szCs w:val="28"/>
-        </w:rPr>
-        <w:t>della partita</w:t>
-      </w:r>
-      <w:r>
-        <w:rPr>
-          <w:sz w:val="28"/>
-          <w:szCs w:val="28"/>
-        </w:rPr>
-        <w:t xml:space="preserve"> (in corso/ finita), il </w:t>
-      </w:r>
-      <w:r>
-        <w:rPr>
-          <w:i/>
-          <w:iCs/>
-          <w:sz w:val="28"/>
-          <w:szCs w:val="28"/>
-        </w:rPr>
-        <w:t>mazzo</w:t>
-      </w:r>
-      <w:r>
-        <w:rPr>
-          <w:sz w:val="28"/>
-          <w:szCs w:val="28"/>
-        </w:rPr>
-        <w:t xml:space="preserve">, una lista di </w:t>
-      </w:r>
-      <w:proofErr w:type="gramStart"/>
-      <w:r>
-        <w:rPr>
-          <w:sz w:val="28"/>
-          <w:szCs w:val="28"/>
-        </w:rPr>
-        <w:t>4</w:t>
-      </w:r>
-      <w:proofErr w:type="gramEnd"/>
-      <w:r>
-        <w:rPr>
-          <w:sz w:val="28"/>
-          <w:szCs w:val="28"/>
-        </w:rPr>
-        <w:t xml:space="preserve"> </w:t>
-      </w:r>
-      <w:r>
-        <w:rPr>
-          <w:i/>
-          <w:iCs/>
-          <w:sz w:val="28"/>
-          <w:szCs w:val="28"/>
-        </w:rPr>
-        <w:t>giocatori</w:t>
-      </w:r>
-      <w:r>
-        <w:rPr>
-          <w:sz w:val="28"/>
-          <w:szCs w:val="28"/>
-        </w:rPr>
-        <w:t xml:space="preserve">, i </w:t>
-      </w:r>
-      <w:r>
-        <w:rPr>
-          <w:i/>
-          <w:iCs/>
-          <w:sz w:val="28"/>
-          <w:szCs w:val="28"/>
-        </w:rPr>
-        <w:t>punti</w:t>
-      </w:r>
-      <w:r>
-        <w:rPr>
-          <w:sz w:val="28"/>
-          <w:szCs w:val="28"/>
-        </w:rPr>
-        <w:t xml:space="preserve"> della partita</w:t>
-      </w:r>
-    </w:p>
-    <w:p>
-      <w:pPr>
-        <w:pStyle w:val="Paragrafoelenco"/>
-        <w:numPr>
-          <w:ilvl w:val="0"/>
-          <w:numId w:val="6"/>
-        </w:numPr>
-        <w:spacing w:after="0"/>
-        <w:rPr>
-          <w:sz w:val="28"/>
-          <w:szCs w:val="28"/>
-        </w:rPr>
-      </w:pPr>
-      <w:proofErr w:type="spellStart"/>
-      <w:r>
-        <w:rPr>
-          <w:sz w:val="28"/>
-          <w:szCs w:val="28"/>
-        </w:rPr>
-        <w:t>GiocoBriscola</w:t>
-      </w:r>
-      <w:proofErr w:type="spellEnd"/>
-      <w:r>
-        <w:rPr>
-          <w:sz w:val="28"/>
-          <w:szCs w:val="28"/>
-        </w:rPr>
-        <w:t xml:space="preserve">: rappresenta l’intero gioco, contiene </w:t>
-      </w:r>
-      <w:r>
-        <w:rPr>
-          <w:sz w:val="28"/>
-          <w:szCs w:val="28"/>
-        </w:rPr>
-        <w:t xml:space="preserve">le </w:t>
-      </w:r>
-      <w:proofErr w:type="spellStart"/>
-      <w:proofErr w:type="gramStart"/>
-      <w:r>
-        <w:rPr>
-          <w:i/>
-          <w:iCs/>
-          <w:sz w:val="28"/>
-          <w:szCs w:val="28"/>
-        </w:rPr>
-        <w:t>partiteGiocate</w:t>
-      </w:r>
-      <w:proofErr w:type="spellEnd"/>
-      <w:proofErr w:type="gramEnd"/>
-      <w:r>
-        <w:rPr>
-          <w:sz w:val="28"/>
-          <w:szCs w:val="28"/>
-        </w:rPr>
-        <w:t xml:space="preserve">, le </w:t>
-      </w:r>
-      <w:proofErr w:type="spellStart"/>
-      <w:proofErr w:type="gramStart"/>
-      <w:r>
-        <w:rPr>
-          <w:i/>
-          <w:iCs/>
-          <w:sz w:val="28"/>
-          <w:szCs w:val="28"/>
-        </w:rPr>
-        <w:t>partiteVinte</w:t>
-      </w:r>
-      <w:proofErr w:type="spellEnd"/>
-      <w:proofErr w:type="gramEnd"/>
-      <w:r>
-        <w:rPr>
-          <w:sz w:val="28"/>
-          <w:szCs w:val="28"/>
-        </w:rPr>
-        <w:t xml:space="preserve">, la </w:t>
-      </w:r>
-      <w:proofErr w:type="spellStart"/>
-      <w:proofErr w:type="gramStart"/>
-      <w:r>
-        <w:rPr>
-          <w:i/>
-          <w:iCs/>
-          <w:sz w:val="28"/>
-          <w:szCs w:val="28"/>
-        </w:rPr>
-        <w:t>partitaCorrente</w:t>
-      </w:r>
-      <w:proofErr w:type="spellEnd"/>
-      <w:proofErr w:type="gramEnd"/>
-      <w:r>
-        <w:rPr>
-          <w:sz w:val="28"/>
-          <w:szCs w:val="28"/>
-        </w:rPr>
-        <w:t xml:space="preserve"> in modo opzionale dal momento che può non esservi nessuna partita iniziata</w:t>
-      </w:r>
-      <w:r>
-        <w:rPr>
-          <w:sz w:val="28"/>
-          <w:szCs w:val="28"/>
-        </w:rPr>
-        <w:t>.</w:t>
+        <w:t>Il progetto JBriscola dimostra l’efficace traduzione di specifiche funzionali in un’architettura software strutturata. L’applicazione rigorosa del pattern MVC, supportata dai pattern Singleton e Observer, ha prodotto un sistema in cui la logica di dominio (le regole della briscola) è protetta e isolata dalle logiche di presentazione (Java Swing). L’astrazione delle entità e l’attenzione alle prestazioni (caching) conferiscono al software una base solida, pronta per essere estesa o adattata a nuovi paradigmi di interfaccia senza richiedere la riscrittura del core business.</w:t>
       </w:r>
     </w:p>
     <w:sectPr>
@@ -2654,6 +2008,92 @@
     </w:lvl>
   </w:abstractNum>
   <w:abstractNum w:abstractNumId="1" w15:restartNumberingAfterBreak="0">
+    <w:nsid w:val="16D1141D"/>
+    <w:multiLevelType w:val="hybridMultilevel"/>
+    <w:tmpl w:val="9200B2FE"/>
+    <w:lvl w:ilvl="0" w:tplc="0410000F">
+      <w:start w:val="1"/>
+      <w:numFmt w:val="decimal"/>
+      <w:lvlText w:val="%1."/>
+      <w:lvlJc w:val="left"/>
+      <w:pPr>
+        <w:ind w:left="720" w:hanging="360"/>
+      </w:pPr>
+    </w:lvl>
+    <w:lvl w:ilvl="1" w:tplc="04100019" w:tentative="1">
+      <w:start w:val="1"/>
+      <w:numFmt w:val="lowerLetter"/>
+      <w:lvlText w:val="%2."/>
+      <w:lvlJc w:val="left"/>
+      <w:pPr>
+        <w:ind w:left="1440" w:hanging="360"/>
+      </w:pPr>
+    </w:lvl>
+    <w:lvl w:ilvl="2" w:tplc="0410001B" w:tentative="1">
+      <w:start w:val="1"/>
+      <w:numFmt w:val="lowerRoman"/>
+      <w:lvlText w:val="%3."/>
+      <w:lvlJc w:val="right"/>
+      <w:pPr>
+        <w:ind w:left="2160" w:hanging="180"/>
+      </w:pPr>
+    </w:lvl>
+    <w:lvl w:ilvl="3" w:tplc="0410000F" w:tentative="1">
+      <w:start w:val="1"/>
+      <w:numFmt w:val="decimal"/>
+      <w:lvlText w:val="%4."/>
+      <w:lvlJc w:val="left"/>
+      <w:pPr>
+        <w:ind w:left="2880" w:hanging="360"/>
+      </w:pPr>
+    </w:lvl>
+    <w:lvl w:ilvl="4" w:tplc="04100019" w:tentative="1">
+      <w:start w:val="1"/>
+      <w:numFmt w:val="lowerLetter"/>
+      <w:lvlText w:val="%5."/>
+      <w:lvlJc w:val="left"/>
+      <w:pPr>
+        <w:ind w:left="3600" w:hanging="360"/>
+      </w:pPr>
+    </w:lvl>
+    <w:lvl w:ilvl="5" w:tplc="0410001B" w:tentative="1">
+      <w:start w:val="1"/>
+      <w:numFmt w:val="lowerRoman"/>
+      <w:lvlText w:val="%6."/>
+      <w:lvlJc w:val="right"/>
+      <w:pPr>
+        <w:ind w:left="4320" w:hanging="180"/>
+      </w:pPr>
+    </w:lvl>
+    <w:lvl w:ilvl="6" w:tplc="0410000F" w:tentative="1">
+      <w:start w:val="1"/>
+      <w:numFmt w:val="decimal"/>
+      <w:lvlText w:val="%7."/>
+      <w:lvlJc w:val="left"/>
+      <w:pPr>
+        <w:ind w:left="5040" w:hanging="360"/>
+      </w:pPr>
+    </w:lvl>
+    <w:lvl w:ilvl="7" w:tplc="04100019" w:tentative="1">
+      <w:start w:val="1"/>
+      <w:numFmt w:val="lowerLetter"/>
+      <w:lvlText w:val="%8."/>
+      <w:lvlJc w:val="left"/>
+      <w:pPr>
+        <w:ind w:left="5760" w:hanging="360"/>
+      </w:pPr>
+    </w:lvl>
+    <w:lvl w:ilvl="8" w:tplc="0410001B" w:tentative="1">
+      <w:start w:val="1"/>
+      <w:numFmt w:val="lowerRoman"/>
+      <w:lvlText w:val="%9."/>
+      <w:lvlJc w:val="right"/>
+      <w:pPr>
+        <w:ind w:left="6480" w:hanging="180"/>
+      </w:pPr>
+    </w:lvl>
+  </w:abstractNum>
+  <w:abstractNum w:abstractNumId="2" w15:restartNumberingAfterBreak="0">
     <w:nsid w:val="21C82C15"/>
     <w:multiLevelType w:val="multilevel"/>
     <w:tmpl w:val="BAEA1B50"/>
@@ -2766,7 +2206,345 @@
       </w:pPr>
     </w:lvl>
   </w:abstractNum>
-  <w:abstractNum w:abstractNumId="2" w15:restartNumberingAfterBreak="0">
+  <w:abstractNum w:abstractNumId="3" w15:restartNumberingAfterBreak="0">
+    <w:nsid w:val="2FF62EEC"/>
+    <w:multiLevelType w:val="hybridMultilevel"/>
+    <w:tmpl w:val="BA3E78C8"/>
+    <w:lvl w:ilvl="0" w:tplc="04100001">
+      <w:start w:val="1"/>
+      <w:numFmt w:val="bullet"/>
+      <w:lvlText w:val=""/>
+      <w:lvlJc w:val="left"/>
+      <w:pPr>
+        <w:ind w:left="720" w:hanging="360"/>
+      </w:pPr>
+      <w:rPr>
+        <w:rFonts w:ascii="Symbol" w:hAnsi="Symbol" w:hint="default"/>
+      </w:rPr>
+    </w:lvl>
+    <w:lvl w:ilvl="1" w:tplc="04100003" w:tentative="1">
+      <w:start w:val="1"/>
+      <w:numFmt w:val="bullet"/>
+      <w:lvlText w:val="o"/>
+      <w:lvlJc w:val="left"/>
+      <w:pPr>
+        <w:ind w:left="1440" w:hanging="360"/>
+      </w:pPr>
+      <w:rPr>
+        <w:rFonts w:ascii="Courier New" w:hAnsi="Courier New" w:cs="Courier New" w:hint="default"/>
+      </w:rPr>
+    </w:lvl>
+    <w:lvl w:ilvl="2" w:tplc="04100005" w:tentative="1">
+      <w:start w:val="1"/>
+      <w:numFmt w:val="bullet"/>
+      <w:lvlText w:val=""/>
+      <w:lvlJc w:val="left"/>
+      <w:pPr>
+        <w:ind w:left="2160" w:hanging="360"/>
+      </w:pPr>
+      <w:rPr>
+        <w:rFonts w:ascii="Wingdings" w:hAnsi="Wingdings" w:hint="default"/>
+      </w:rPr>
+    </w:lvl>
+    <w:lvl w:ilvl="3" w:tplc="04100001" w:tentative="1">
+      <w:start w:val="1"/>
+      <w:numFmt w:val="bullet"/>
+      <w:lvlText w:val=""/>
+      <w:lvlJc w:val="left"/>
+      <w:pPr>
+        <w:ind w:left="2880" w:hanging="360"/>
+      </w:pPr>
+      <w:rPr>
+        <w:rFonts w:ascii="Symbol" w:hAnsi="Symbol" w:hint="default"/>
+      </w:rPr>
+    </w:lvl>
+    <w:lvl w:ilvl="4" w:tplc="04100003" w:tentative="1">
+      <w:start w:val="1"/>
+      <w:numFmt w:val="bullet"/>
+      <w:lvlText w:val="o"/>
+      <w:lvlJc w:val="left"/>
+      <w:pPr>
+        <w:ind w:left="3600" w:hanging="360"/>
+      </w:pPr>
+      <w:rPr>
+        <w:rFonts w:ascii="Courier New" w:hAnsi="Courier New" w:cs="Courier New" w:hint="default"/>
+      </w:rPr>
+    </w:lvl>
+    <w:lvl w:ilvl="5" w:tplc="04100005" w:tentative="1">
+      <w:start w:val="1"/>
+      <w:numFmt w:val="bullet"/>
+      <w:lvlText w:val=""/>
+      <w:lvlJc w:val="left"/>
+      <w:pPr>
+        <w:ind w:left="4320" w:hanging="360"/>
+      </w:pPr>
+      <w:rPr>
+        <w:rFonts w:ascii="Wingdings" w:hAnsi="Wingdings" w:hint="default"/>
+      </w:rPr>
+    </w:lvl>
+    <w:lvl w:ilvl="6" w:tplc="04100001" w:tentative="1">
+      <w:start w:val="1"/>
+      <w:numFmt w:val="bullet"/>
+      <w:lvlText w:val=""/>
+      <w:lvlJc w:val="left"/>
+      <w:pPr>
+        <w:ind w:left="5040" w:hanging="360"/>
+      </w:pPr>
+      <w:rPr>
+        <w:rFonts w:ascii="Symbol" w:hAnsi="Symbol" w:hint="default"/>
+      </w:rPr>
+    </w:lvl>
+    <w:lvl w:ilvl="7" w:tplc="04100003" w:tentative="1">
+      <w:start w:val="1"/>
+      <w:numFmt w:val="bullet"/>
+      <w:lvlText w:val="o"/>
+      <w:lvlJc w:val="left"/>
+      <w:pPr>
+        <w:ind w:left="5760" w:hanging="360"/>
+      </w:pPr>
+      <w:rPr>
+        <w:rFonts w:ascii="Courier New" w:hAnsi="Courier New" w:cs="Courier New" w:hint="default"/>
+      </w:rPr>
+    </w:lvl>
+    <w:lvl w:ilvl="8" w:tplc="04100005" w:tentative="1">
+      <w:start w:val="1"/>
+      <w:numFmt w:val="bullet"/>
+      <w:lvlText w:val=""/>
+      <w:lvlJc w:val="left"/>
+      <w:pPr>
+        <w:ind w:left="6480" w:hanging="360"/>
+      </w:pPr>
+      <w:rPr>
+        <w:rFonts w:ascii="Wingdings" w:hAnsi="Wingdings" w:hint="default"/>
+      </w:rPr>
+    </w:lvl>
+  </w:abstractNum>
+  <w:abstractNum w:abstractNumId="4" w15:restartNumberingAfterBreak="0">
+    <w:nsid w:val="3A800C50"/>
+    <w:multiLevelType w:val="hybridMultilevel"/>
+    <w:tmpl w:val="CB342F72"/>
+    <w:lvl w:ilvl="0" w:tplc="7274366A">
+      <w:numFmt w:val="bullet"/>
+      <w:lvlText w:val="-"/>
+      <w:lvlJc w:val="left"/>
+      <w:pPr>
+        <w:ind w:left="1070" w:hanging="360"/>
+      </w:pPr>
+      <w:rPr>
+        <w:rFonts w:ascii="Calibri" w:eastAsiaTheme="minorEastAsia" w:hAnsi="Calibri" w:cs="Calibri" w:hint="default"/>
+      </w:rPr>
+    </w:lvl>
+    <w:lvl w:ilvl="1" w:tplc="04100003" w:tentative="1">
+      <w:start w:val="1"/>
+      <w:numFmt w:val="bullet"/>
+      <w:lvlText w:val="o"/>
+      <w:lvlJc w:val="left"/>
+      <w:pPr>
+        <w:ind w:left="1790" w:hanging="360"/>
+      </w:pPr>
+      <w:rPr>
+        <w:rFonts w:ascii="Courier New" w:hAnsi="Courier New" w:cs="Courier New" w:hint="default"/>
+      </w:rPr>
+    </w:lvl>
+    <w:lvl w:ilvl="2" w:tplc="04100005" w:tentative="1">
+      <w:start w:val="1"/>
+      <w:numFmt w:val="bullet"/>
+      <w:lvlText w:val=""/>
+      <w:lvlJc w:val="left"/>
+      <w:pPr>
+        <w:ind w:left="2510" w:hanging="360"/>
+      </w:pPr>
+      <w:rPr>
+        <w:rFonts w:ascii="Wingdings" w:hAnsi="Wingdings" w:hint="default"/>
+      </w:rPr>
+    </w:lvl>
+    <w:lvl w:ilvl="3" w:tplc="04100001" w:tentative="1">
+      <w:start w:val="1"/>
+      <w:numFmt w:val="bullet"/>
+      <w:lvlText w:val=""/>
+      <w:lvlJc w:val="left"/>
+      <w:pPr>
+        <w:ind w:left="3230" w:hanging="360"/>
+      </w:pPr>
+      <w:rPr>
+        <w:rFonts w:ascii="Symbol" w:hAnsi="Symbol" w:hint="default"/>
+      </w:rPr>
+    </w:lvl>
+    <w:lvl w:ilvl="4" w:tplc="04100003" w:tentative="1">
+      <w:start w:val="1"/>
+      <w:numFmt w:val="bullet"/>
+      <w:lvlText w:val="o"/>
+      <w:lvlJc w:val="left"/>
+      <w:pPr>
+        <w:ind w:left="3950" w:hanging="360"/>
+      </w:pPr>
+      <w:rPr>
+        <w:rFonts w:ascii="Courier New" w:hAnsi="Courier New" w:cs="Courier New" w:hint="default"/>
+      </w:rPr>
+    </w:lvl>
+    <w:lvl w:ilvl="5" w:tplc="04100005" w:tentative="1">
+      <w:start w:val="1"/>
+      <w:numFmt w:val="bullet"/>
+      <w:lvlText w:val=""/>
+      <w:lvlJc w:val="left"/>
+      <w:pPr>
+        <w:ind w:left="4670" w:hanging="360"/>
+      </w:pPr>
+      <w:rPr>
+        <w:rFonts w:ascii="Wingdings" w:hAnsi="Wingdings" w:hint="default"/>
+      </w:rPr>
+    </w:lvl>
+    <w:lvl w:ilvl="6" w:tplc="04100001" w:tentative="1">
+      <w:start w:val="1"/>
+      <w:numFmt w:val="bullet"/>
+      <w:lvlText w:val=""/>
+      <w:lvlJc w:val="left"/>
+      <w:pPr>
+        <w:ind w:left="5390" w:hanging="360"/>
+      </w:pPr>
+      <w:rPr>
+        <w:rFonts w:ascii="Symbol" w:hAnsi="Symbol" w:hint="default"/>
+      </w:rPr>
+    </w:lvl>
+    <w:lvl w:ilvl="7" w:tplc="04100003" w:tentative="1">
+      <w:start w:val="1"/>
+      <w:numFmt w:val="bullet"/>
+      <w:lvlText w:val="o"/>
+      <w:lvlJc w:val="left"/>
+      <w:pPr>
+        <w:ind w:left="6110" w:hanging="360"/>
+      </w:pPr>
+      <w:rPr>
+        <w:rFonts w:ascii="Courier New" w:hAnsi="Courier New" w:cs="Courier New" w:hint="default"/>
+      </w:rPr>
+    </w:lvl>
+    <w:lvl w:ilvl="8" w:tplc="04100005" w:tentative="1">
+      <w:start w:val="1"/>
+      <w:numFmt w:val="bullet"/>
+      <w:lvlText w:val=""/>
+      <w:lvlJc w:val="left"/>
+      <w:pPr>
+        <w:ind w:left="6830" w:hanging="360"/>
+      </w:pPr>
+      <w:rPr>
+        <w:rFonts w:ascii="Wingdings" w:hAnsi="Wingdings" w:hint="default"/>
+      </w:rPr>
+    </w:lvl>
+  </w:abstractNum>
+  <w:abstractNum w:abstractNumId="5" w15:restartNumberingAfterBreak="0">
+    <w:nsid w:val="42771297"/>
+    <w:multiLevelType w:val="hybridMultilevel"/>
+    <w:tmpl w:val="DD06BAD6"/>
+    <w:lvl w:ilvl="0" w:tplc="04100001">
+      <w:start w:val="1"/>
+      <w:numFmt w:val="bullet"/>
+      <w:lvlText w:val=""/>
+      <w:lvlJc w:val="left"/>
+      <w:pPr>
+        <w:ind w:left="720" w:hanging="360"/>
+      </w:pPr>
+      <w:rPr>
+        <w:rFonts w:ascii="Symbol" w:hAnsi="Symbol" w:hint="default"/>
+      </w:rPr>
+    </w:lvl>
+    <w:lvl w:ilvl="1" w:tplc="04100003" w:tentative="1">
+      <w:start w:val="1"/>
+      <w:numFmt w:val="bullet"/>
+      <w:lvlText w:val="o"/>
+      <w:lvlJc w:val="left"/>
+      <w:pPr>
+        <w:ind w:left="1440" w:hanging="360"/>
+      </w:pPr>
+      <w:rPr>
+        <w:rFonts w:ascii="Courier New" w:hAnsi="Courier New" w:cs="Courier New" w:hint="default"/>
+      </w:rPr>
+    </w:lvl>
+    <w:lvl w:ilvl="2" w:tplc="04100005" w:tentative="1">
+      <w:start w:val="1"/>
+      <w:numFmt w:val="bullet"/>
+      <w:lvlText w:val=""/>
+      <w:lvlJc w:val="left"/>
+      <w:pPr>
+        <w:ind w:left="2160" w:hanging="360"/>
+      </w:pPr>
+      <w:rPr>
+        <w:rFonts w:ascii="Wingdings" w:hAnsi="Wingdings" w:hint="default"/>
+      </w:rPr>
+    </w:lvl>
+    <w:lvl w:ilvl="3" w:tplc="04100001" w:tentative="1">
+      <w:start w:val="1"/>
+      <w:numFmt w:val="bullet"/>
+      <w:lvlText w:val=""/>
+      <w:lvlJc w:val="left"/>
+      <w:pPr>
+        <w:ind w:left="2880" w:hanging="360"/>
+      </w:pPr>
+      <w:rPr>
+        <w:rFonts w:ascii="Symbol" w:hAnsi="Symbol" w:hint="default"/>
+      </w:rPr>
+    </w:lvl>
+    <w:lvl w:ilvl="4" w:tplc="04100003" w:tentative="1">
+      <w:start w:val="1"/>
+      <w:numFmt w:val="bullet"/>
+      <w:lvlText w:val="o"/>
+      <w:lvlJc w:val="left"/>
+      <w:pPr>
+        <w:ind w:left="3600" w:hanging="360"/>
+      </w:pPr>
+      <w:rPr>
+        <w:rFonts w:ascii="Courier New" w:hAnsi="Courier New" w:cs="Courier New" w:hint="default"/>
+      </w:rPr>
+    </w:lvl>
+    <w:lvl w:ilvl="5" w:tplc="04100005" w:tentative="1">
+      <w:start w:val="1"/>
+      <w:numFmt w:val="bullet"/>
+      <w:lvlText w:val=""/>
+      <w:lvlJc w:val="left"/>
+      <w:pPr>
+        <w:ind w:left="4320" w:hanging="360"/>
+      </w:pPr>
+      <w:rPr>
+        <w:rFonts w:ascii="Wingdings" w:hAnsi="Wingdings" w:hint="default"/>
+      </w:rPr>
+    </w:lvl>
+    <w:lvl w:ilvl="6" w:tplc="04100001" w:tentative="1">
+      <w:start w:val="1"/>
+      <w:numFmt w:val="bullet"/>
+      <w:lvlText w:val=""/>
+      <w:lvlJc w:val="left"/>
+      <w:pPr>
+        <w:ind w:left="5040" w:hanging="360"/>
+      </w:pPr>
+      <w:rPr>
+        <w:rFonts w:ascii="Symbol" w:hAnsi="Symbol" w:hint="default"/>
+      </w:rPr>
+    </w:lvl>
+    <w:lvl w:ilvl="7" w:tplc="04100003" w:tentative="1">
+      <w:start w:val="1"/>
+      <w:numFmt w:val="bullet"/>
+      <w:lvlText w:val="o"/>
+      <w:lvlJc w:val="left"/>
+      <w:pPr>
+        <w:ind w:left="5760" w:hanging="360"/>
+      </w:pPr>
+      <w:rPr>
+        <w:rFonts w:ascii="Courier New" w:hAnsi="Courier New" w:cs="Courier New" w:hint="default"/>
+      </w:rPr>
+    </w:lvl>
+    <w:lvl w:ilvl="8" w:tplc="04100005" w:tentative="1">
+      <w:start w:val="1"/>
+      <w:numFmt w:val="bullet"/>
+      <w:lvlText w:val=""/>
+      <w:lvlJc w:val="left"/>
+      <w:pPr>
+        <w:ind w:left="6480" w:hanging="360"/>
+      </w:pPr>
+      <w:rPr>
+        <w:rFonts w:ascii="Wingdings" w:hAnsi="Wingdings" w:hint="default"/>
+      </w:rPr>
+    </w:lvl>
+  </w:abstractNum>
+  <w:abstractNum w:abstractNumId="6" w15:restartNumberingAfterBreak="0">
     <w:nsid w:val="45B16416"/>
     <w:multiLevelType w:val="hybridMultilevel"/>
     <w:tmpl w:val="DA1C04CE"/>
@@ -2879,7 +2657,120 @@
       </w:rPr>
     </w:lvl>
   </w:abstractNum>
-  <w:abstractNum w:abstractNumId="3" w15:restartNumberingAfterBreak="0">
+  <w:abstractNum w:abstractNumId="7" w15:restartNumberingAfterBreak="0">
+    <w:nsid w:val="4AEA4AB4"/>
+    <w:multiLevelType w:val="hybridMultilevel"/>
+    <w:tmpl w:val="A1585AF8"/>
+    <w:lvl w:ilvl="0" w:tplc="04100001">
+      <w:start w:val="1"/>
+      <w:numFmt w:val="bullet"/>
+      <w:lvlText w:val=""/>
+      <w:lvlJc w:val="left"/>
+      <w:pPr>
+        <w:ind w:left="720" w:hanging="360"/>
+      </w:pPr>
+      <w:rPr>
+        <w:rFonts w:ascii="Symbol" w:hAnsi="Symbol" w:hint="default"/>
+      </w:rPr>
+    </w:lvl>
+    <w:lvl w:ilvl="1" w:tplc="04100003" w:tentative="1">
+      <w:start w:val="1"/>
+      <w:numFmt w:val="bullet"/>
+      <w:lvlText w:val="o"/>
+      <w:lvlJc w:val="left"/>
+      <w:pPr>
+        <w:ind w:left="1440" w:hanging="360"/>
+      </w:pPr>
+      <w:rPr>
+        <w:rFonts w:ascii="Courier New" w:hAnsi="Courier New" w:cs="Courier New" w:hint="default"/>
+      </w:rPr>
+    </w:lvl>
+    <w:lvl w:ilvl="2" w:tplc="04100005" w:tentative="1">
+      <w:start w:val="1"/>
+      <w:numFmt w:val="bullet"/>
+      <w:lvlText w:val=""/>
+      <w:lvlJc w:val="left"/>
+      <w:pPr>
+        <w:ind w:left="2160" w:hanging="360"/>
+      </w:pPr>
+      <w:rPr>
+        <w:rFonts w:ascii="Wingdings" w:hAnsi="Wingdings" w:hint="default"/>
+      </w:rPr>
+    </w:lvl>
+    <w:lvl w:ilvl="3" w:tplc="04100001" w:tentative="1">
+      <w:start w:val="1"/>
+      <w:numFmt w:val="bullet"/>
+      <w:lvlText w:val=""/>
+      <w:lvlJc w:val="left"/>
+      <w:pPr>
+        <w:ind w:left="2880" w:hanging="360"/>
+      </w:pPr>
+      <w:rPr>
+        <w:rFonts w:ascii="Symbol" w:hAnsi="Symbol" w:hint="default"/>
+      </w:rPr>
+    </w:lvl>
+    <w:lvl w:ilvl="4" w:tplc="04100003" w:tentative="1">
+      <w:start w:val="1"/>
+      <w:numFmt w:val="bullet"/>
+      <w:lvlText w:val="o"/>
+      <w:lvlJc w:val="left"/>
+      <w:pPr>
+        <w:ind w:left="3600" w:hanging="360"/>
+      </w:pPr>
+      <w:rPr>
+        <w:rFonts w:ascii="Courier New" w:hAnsi="Courier New" w:cs="Courier New" w:hint="default"/>
+      </w:rPr>
+    </w:lvl>
+    <w:lvl w:ilvl="5" w:tplc="04100005" w:tentative="1">
+      <w:start w:val="1"/>
+      <w:numFmt w:val="bullet"/>
+      <w:lvlText w:val=""/>
+      <w:lvlJc w:val="left"/>
+      <w:pPr>
+        <w:ind w:left="4320" w:hanging="360"/>
+      </w:pPr>
+      <w:rPr>
+        <w:rFonts w:ascii="Wingdings" w:hAnsi="Wingdings" w:hint="default"/>
+      </w:rPr>
+    </w:lvl>
+    <w:lvl w:ilvl="6" w:tplc="04100001" w:tentative="1">
+      <w:start w:val="1"/>
+      <w:numFmt w:val="bullet"/>
+      <w:lvlText w:val=""/>
+      <w:lvlJc w:val="left"/>
+      <w:pPr>
+        <w:ind w:left="5040" w:hanging="360"/>
+      </w:pPr>
+      <w:rPr>
+        <w:rFonts w:ascii="Symbol" w:hAnsi="Symbol" w:hint="default"/>
+      </w:rPr>
+    </w:lvl>
+    <w:lvl w:ilvl="7" w:tplc="04100003" w:tentative="1">
+      <w:start w:val="1"/>
+      <w:numFmt w:val="bullet"/>
+      <w:lvlText w:val="o"/>
+      <w:lvlJc w:val="left"/>
+      <w:pPr>
+        <w:ind w:left="5760" w:hanging="360"/>
+      </w:pPr>
+      <w:rPr>
+        <w:rFonts w:ascii="Courier New" w:hAnsi="Courier New" w:cs="Courier New" w:hint="default"/>
+      </w:rPr>
+    </w:lvl>
+    <w:lvl w:ilvl="8" w:tplc="04100005" w:tentative="1">
+      <w:start w:val="1"/>
+      <w:numFmt w:val="bullet"/>
+      <w:lvlText w:val=""/>
+      <w:lvlJc w:val="left"/>
+      <w:pPr>
+        <w:ind w:left="6480" w:hanging="360"/>
+      </w:pPr>
+      <w:rPr>
+        <w:rFonts w:ascii="Wingdings" w:hAnsi="Wingdings" w:hint="default"/>
+      </w:rPr>
+    </w:lvl>
+  </w:abstractNum>
+  <w:abstractNum w:abstractNumId="8" w15:restartNumberingAfterBreak="0">
     <w:nsid w:val="6416694C"/>
     <w:multiLevelType w:val="multilevel"/>
     <w:tmpl w:val="AEA8FB24"/>
@@ -2992,7 +2883,346 @@
       </w:pPr>
     </w:lvl>
   </w:abstractNum>
-  <w:abstractNum w:abstractNumId="4" w15:restartNumberingAfterBreak="0">
+  <w:abstractNum w:abstractNumId="9" w15:restartNumberingAfterBreak="0">
+    <w:nsid w:val="641C4DBE"/>
+    <w:multiLevelType w:val="hybridMultilevel"/>
+    <w:tmpl w:val="67827B80"/>
+    <w:lvl w:ilvl="0" w:tplc="04100001">
+      <w:start w:val="1"/>
+      <w:numFmt w:val="bullet"/>
+      <w:lvlText w:val=""/>
+      <w:lvlJc w:val="left"/>
+      <w:pPr>
+        <w:ind w:left="1070" w:hanging="360"/>
+      </w:pPr>
+      <w:rPr>
+        <w:rFonts w:ascii="Symbol" w:hAnsi="Symbol" w:hint="default"/>
+      </w:rPr>
+    </w:lvl>
+    <w:lvl w:ilvl="1" w:tplc="04100003" w:tentative="1">
+      <w:start w:val="1"/>
+      <w:numFmt w:val="bullet"/>
+      <w:lvlText w:val="o"/>
+      <w:lvlJc w:val="left"/>
+      <w:pPr>
+        <w:ind w:left="1440" w:hanging="360"/>
+      </w:pPr>
+      <w:rPr>
+        <w:rFonts w:ascii="Courier New" w:hAnsi="Courier New" w:cs="Courier New" w:hint="default"/>
+      </w:rPr>
+    </w:lvl>
+    <w:lvl w:ilvl="2" w:tplc="04100005" w:tentative="1">
+      <w:start w:val="1"/>
+      <w:numFmt w:val="bullet"/>
+      <w:lvlText w:val=""/>
+      <w:lvlJc w:val="left"/>
+      <w:pPr>
+        <w:ind w:left="2160" w:hanging="360"/>
+      </w:pPr>
+      <w:rPr>
+        <w:rFonts w:ascii="Wingdings" w:hAnsi="Wingdings" w:hint="default"/>
+      </w:rPr>
+    </w:lvl>
+    <w:lvl w:ilvl="3" w:tplc="04100001" w:tentative="1">
+      <w:start w:val="1"/>
+      <w:numFmt w:val="bullet"/>
+      <w:lvlText w:val=""/>
+      <w:lvlJc w:val="left"/>
+      <w:pPr>
+        <w:ind w:left="2880" w:hanging="360"/>
+      </w:pPr>
+      <w:rPr>
+        <w:rFonts w:ascii="Symbol" w:hAnsi="Symbol" w:hint="default"/>
+      </w:rPr>
+    </w:lvl>
+    <w:lvl w:ilvl="4" w:tplc="04100003" w:tentative="1">
+      <w:start w:val="1"/>
+      <w:numFmt w:val="bullet"/>
+      <w:lvlText w:val="o"/>
+      <w:lvlJc w:val="left"/>
+      <w:pPr>
+        <w:ind w:left="3600" w:hanging="360"/>
+      </w:pPr>
+      <w:rPr>
+        <w:rFonts w:ascii="Courier New" w:hAnsi="Courier New" w:cs="Courier New" w:hint="default"/>
+      </w:rPr>
+    </w:lvl>
+    <w:lvl w:ilvl="5" w:tplc="04100005" w:tentative="1">
+      <w:start w:val="1"/>
+      <w:numFmt w:val="bullet"/>
+      <w:lvlText w:val=""/>
+      <w:lvlJc w:val="left"/>
+      <w:pPr>
+        <w:ind w:left="4320" w:hanging="360"/>
+      </w:pPr>
+      <w:rPr>
+        <w:rFonts w:ascii="Wingdings" w:hAnsi="Wingdings" w:hint="default"/>
+      </w:rPr>
+    </w:lvl>
+    <w:lvl w:ilvl="6" w:tplc="04100001" w:tentative="1">
+      <w:start w:val="1"/>
+      <w:numFmt w:val="bullet"/>
+      <w:lvlText w:val=""/>
+      <w:lvlJc w:val="left"/>
+      <w:pPr>
+        <w:ind w:left="5040" w:hanging="360"/>
+      </w:pPr>
+      <w:rPr>
+        <w:rFonts w:ascii="Symbol" w:hAnsi="Symbol" w:hint="default"/>
+      </w:rPr>
+    </w:lvl>
+    <w:lvl w:ilvl="7" w:tplc="04100003" w:tentative="1">
+      <w:start w:val="1"/>
+      <w:numFmt w:val="bullet"/>
+      <w:lvlText w:val="o"/>
+      <w:lvlJc w:val="left"/>
+      <w:pPr>
+        <w:ind w:left="5760" w:hanging="360"/>
+      </w:pPr>
+      <w:rPr>
+        <w:rFonts w:ascii="Courier New" w:hAnsi="Courier New" w:cs="Courier New" w:hint="default"/>
+      </w:rPr>
+    </w:lvl>
+    <w:lvl w:ilvl="8" w:tplc="04100005" w:tentative="1">
+      <w:start w:val="1"/>
+      <w:numFmt w:val="bullet"/>
+      <w:lvlText w:val=""/>
+      <w:lvlJc w:val="left"/>
+      <w:pPr>
+        <w:ind w:left="6480" w:hanging="360"/>
+      </w:pPr>
+      <w:rPr>
+        <w:rFonts w:ascii="Wingdings" w:hAnsi="Wingdings" w:hint="default"/>
+      </w:rPr>
+    </w:lvl>
+  </w:abstractNum>
+  <w:abstractNum w:abstractNumId="10" w15:restartNumberingAfterBreak="0">
+    <w:nsid w:val="670912C1"/>
+    <w:multiLevelType w:val="hybridMultilevel"/>
+    <w:tmpl w:val="34EA65C0"/>
+    <w:lvl w:ilvl="0" w:tplc="04100001">
+      <w:start w:val="1"/>
+      <w:numFmt w:val="bullet"/>
+      <w:lvlText w:val=""/>
+      <w:lvlJc w:val="left"/>
+      <w:pPr>
+        <w:ind w:left="720" w:hanging="360"/>
+      </w:pPr>
+      <w:rPr>
+        <w:rFonts w:ascii="Symbol" w:hAnsi="Symbol" w:hint="default"/>
+      </w:rPr>
+    </w:lvl>
+    <w:lvl w:ilvl="1" w:tplc="04100003" w:tentative="1">
+      <w:start w:val="1"/>
+      <w:numFmt w:val="bullet"/>
+      <w:lvlText w:val="o"/>
+      <w:lvlJc w:val="left"/>
+      <w:pPr>
+        <w:ind w:left="1440" w:hanging="360"/>
+      </w:pPr>
+      <w:rPr>
+        <w:rFonts w:ascii="Courier New" w:hAnsi="Courier New" w:cs="Courier New" w:hint="default"/>
+      </w:rPr>
+    </w:lvl>
+    <w:lvl w:ilvl="2" w:tplc="04100005" w:tentative="1">
+      <w:start w:val="1"/>
+      <w:numFmt w:val="bullet"/>
+      <w:lvlText w:val=""/>
+      <w:lvlJc w:val="left"/>
+      <w:pPr>
+        <w:ind w:left="2160" w:hanging="360"/>
+      </w:pPr>
+      <w:rPr>
+        <w:rFonts w:ascii="Wingdings" w:hAnsi="Wingdings" w:hint="default"/>
+      </w:rPr>
+    </w:lvl>
+    <w:lvl w:ilvl="3" w:tplc="04100001" w:tentative="1">
+      <w:start w:val="1"/>
+      <w:numFmt w:val="bullet"/>
+      <w:lvlText w:val=""/>
+      <w:lvlJc w:val="left"/>
+      <w:pPr>
+        <w:ind w:left="2880" w:hanging="360"/>
+      </w:pPr>
+      <w:rPr>
+        <w:rFonts w:ascii="Symbol" w:hAnsi="Symbol" w:hint="default"/>
+      </w:rPr>
+    </w:lvl>
+    <w:lvl w:ilvl="4" w:tplc="04100003" w:tentative="1">
+      <w:start w:val="1"/>
+      <w:numFmt w:val="bullet"/>
+      <w:lvlText w:val="o"/>
+      <w:lvlJc w:val="left"/>
+      <w:pPr>
+        <w:ind w:left="3600" w:hanging="360"/>
+      </w:pPr>
+      <w:rPr>
+        <w:rFonts w:ascii="Courier New" w:hAnsi="Courier New" w:cs="Courier New" w:hint="default"/>
+      </w:rPr>
+    </w:lvl>
+    <w:lvl w:ilvl="5" w:tplc="04100005" w:tentative="1">
+      <w:start w:val="1"/>
+      <w:numFmt w:val="bullet"/>
+      <w:lvlText w:val=""/>
+      <w:lvlJc w:val="left"/>
+      <w:pPr>
+        <w:ind w:left="4320" w:hanging="360"/>
+      </w:pPr>
+      <w:rPr>
+        <w:rFonts w:ascii="Wingdings" w:hAnsi="Wingdings" w:hint="default"/>
+      </w:rPr>
+    </w:lvl>
+    <w:lvl w:ilvl="6" w:tplc="04100001" w:tentative="1">
+      <w:start w:val="1"/>
+      <w:numFmt w:val="bullet"/>
+      <w:lvlText w:val=""/>
+      <w:lvlJc w:val="left"/>
+      <w:pPr>
+        <w:ind w:left="5040" w:hanging="360"/>
+      </w:pPr>
+      <w:rPr>
+        <w:rFonts w:ascii="Symbol" w:hAnsi="Symbol" w:hint="default"/>
+      </w:rPr>
+    </w:lvl>
+    <w:lvl w:ilvl="7" w:tplc="04100003" w:tentative="1">
+      <w:start w:val="1"/>
+      <w:numFmt w:val="bullet"/>
+      <w:lvlText w:val="o"/>
+      <w:lvlJc w:val="left"/>
+      <w:pPr>
+        <w:ind w:left="5760" w:hanging="360"/>
+      </w:pPr>
+      <w:rPr>
+        <w:rFonts w:ascii="Courier New" w:hAnsi="Courier New" w:cs="Courier New" w:hint="default"/>
+      </w:rPr>
+    </w:lvl>
+    <w:lvl w:ilvl="8" w:tplc="04100005" w:tentative="1">
+      <w:start w:val="1"/>
+      <w:numFmt w:val="bullet"/>
+      <w:lvlText w:val=""/>
+      <w:lvlJc w:val="left"/>
+      <w:pPr>
+        <w:ind w:left="6480" w:hanging="360"/>
+      </w:pPr>
+      <w:rPr>
+        <w:rFonts w:ascii="Wingdings" w:hAnsi="Wingdings" w:hint="default"/>
+      </w:rPr>
+    </w:lvl>
+  </w:abstractNum>
+  <w:abstractNum w:abstractNumId="11" w15:restartNumberingAfterBreak="0">
+    <w:nsid w:val="74871E5F"/>
+    <w:multiLevelType w:val="hybridMultilevel"/>
+    <w:tmpl w:val="D06418DA"/>
+    <w:lvl w:ilvl="0" w:tplc="04100001">
+      <w:start w:val="1"/>
+      <w:numFmt w:val="bullet"/>
+      <w:lvlText w:val=""/>
+      <w:lvlJc w:val="left"/>
+      <w:pPr>
+        <w:ind w:left="720" w:hanging="360"/>
+      </w:pPr>
+      <w:rPr>
+        <w:rFonts w:ascii="Symbol" w:hAnsi="Symbol" w:hint="default"/>
+      </w:rPr>
+    </w:lvl>
+    <w:lvl w:ilvl="1" w:tplc="04100003" w:tentative="1">
+      <w:start w:val="1"/>
+      <w:numFmt w:val="bullet"/>
+      <w:lvlText w:val="o"/>
+      <w:lvlJc w:val="left"/>
+      <w:pPr>
+        <w:ind w:left="1440" w:hanging="360"/>
+      </w:pPr>
+      <w:rPr>
+        <w:rFonts w:ascii="Courier New" w:hAnsi="Courier New" w:cs="Courier New" w:hint="default"/>
+      </w:rPr>
+    </w:lvl>
+    <w:lvl w:ilvl="2" w:tplc="04100005" w:tentative="1">
+      <w:start w:val="1"/>
+      <w:numFmt w:val="bullet"/>
+      <w:lvlText w:val=""/>
+      <w:lvlJc w:val="left"/>
+      <w:pPr>
+        <w:ind w:left="2160" w:hanging="360"/>
+      </w:pPr>
+      <w:rPr>
+        <w:rFonts w:ascii="Wingdings" w:hAnsi="Wingdings" w:hint="default"/>
+      </w:rPr>
+    </w:lvl>
+    <w:lvl w:ilvl="3" w:tplc="04100001" w:tentative="1">
+      <w:start w:val="1"/>
+      <w:numFmt w:val="bullet"/>
+      <w:lvlText w:val=""/>
+      <w:lvlJc w:val="left"/>
+      <w:pPr>
+        <w:ind w:left="2880" w:hanging="360"/>
+      </w:pPr>
+      <w:rPr>
+        <w:rFonts w:ascii="Symbol" w:hAnsi="Symbol" w:hint="default"/>
+      </w:rPr>
+    </w:lvl>
+    <w:lvl w:ilvl="4" w:tplc="04100003" w:tentative="1">
+      <w:start w:val="1"/>
+      <w:numFmt w:val="bullet"/>
+      <w:lvlText w:val="o"/>
+      <w:lvlJc w:val="left"/>
+      <w:pPr>
+        <w:ind w:left="3600" w:hanging="360"/>
+      </w:pPr>
+      <w:rPr>
+        <w:rFonts w:ascii="Courier New" w:hAnsi="Courier New" w:cs="Courier New" w:hint="default"/>
+      </w:rPr>
+    </w:lvl>
+    <w:lvl w:ilvl="5" w:tplc="04100005" w:tentative="1">
+      <w:start w:val="1"/>
+      <w:numFmt w:val="bullet"/>
+      <w:lvlText w:val=""/>
+      <w:lvlJc w:val="left"/>
+      <w:pPr>
+        <w:ind w:left="4320" w:hanging="360"/>
+      </w:pPr>
+      <w:rPr>
+        <w:rFonts w:ascii="Wingdings" w:hAnsi="Wingdings" w:hint="default"/>
+      </w:rPr>
+    </w:lvl>
+    <w:lvl w:ilvl="6" w:tplc="04100001" w:tentative="1">
+      <w:start w:val="1"/>
+      <w:numFmt w:val="bullet"/>
+      <w:lvlText w:val=""/>
+      <w:lvlJc w:val="left"/>
+      <w:pPr>
+        <w:ind w:left="5040" w:hanging="360"/>
+      </w:pPr>
+      <w:rPr>
+        <w:rFonts w:ascii="Symbol" w:hAnsi="Symbol" w:hint="default"/>
+      </w:rPr>
+    </w:lvl>
+    <w:lvl w:ilvl="7" w:tplc="04100003" w:tentative="1">
+      <w:start w:val="1"/>
+      <w:numFmt w:val="bullet"/>
+      <w:lvlText w:val="o"/>
+      <w:lvlJc w:val="left"/>
+      <w:pPr>
+        <w:ind w:left="5760" w:hanging="360"/>
+      </w:pPr>
+      <w:rPr>
+        <w:rFonts w:ascii="Courier New" w:hAnsi="Courier New" w:cs="Courier New" w:hint="default"/>
+      </w:rPr>
+    </w:lvl>
+    <w:lvl w:ilvl="8" w:tplc="04100005" w:tentative="1">
+      <w:start w:val="1"/>
+      <w:numFmt w:val="bullet"/>
+      <w:lvlText w:val=""/>
+      <w:lvlJc w:val="left"/>
+      <w:pPr>
+        <w:ind w:left="6480" w:hanging="360"/>
+      </w:pPr>
+      <w:rPr>
+        <w:rFonts w:ascii="Wingdings" w:hAnsi="Wingdings" w:hint="default"/>
+      </w:rPr>
+    </w:lvl>
+  </w:abstractNum>
+  <w:abstractNum w:abstractNumId="12" w15:restartNumberingAfterBreak="0">
     <w:nsid w:val="76741017"/>
     <w:multiLevelType w:val="hybridMultilevel"/>
     <w:tmpl w:val="13B69134"/>
@@ -3105,7 +3335,7 @@
       </w:rPr>
     </w:lvl>
   </w:abstractNum>
-  <w:abstractNum w:abstractNumId="5" w15:restartNumberingAfterBreak="0">
+  <w:abstractNum w:abstractNumId="13" w15:restartNumberingAfterBreak="0">
     <w:nsid w:val="7F552604"/>
     <w:multiLevelType w:val="hybridMultilevel"/>
     <w:tmpl w:val="253CC906"/>
@@ -3219,22 +3449,46 @@
     </w:lvl>
   </w:abstractNum>
   <w:num w:numId="1" w16cid:durableId="909463346">
-    <w:abstractNumId w:val="4"/>
+    <w:abstractNumId w:val="12"/>
   </w:num>
   <w:num w:numId="2" w16cid:durableId="2137600848">
-    <w:abstractNumId w:val="5"/>
+    <w:abstractNumId w:val="13"/>
   </w:num>
   <w:num w:numId="3" w16cid:durableId="289634991">
-    <w:abstractNumId w:val="1"/>
+    <w:abstractNumId w:val="2"/>
   </w:num>
   <w:num w:numId="4" w16cid:durableId="702368443">
-    <w:abstractNumId w:val="3"/>
+    <w:abstractNumId w:val="8"/>
   </w:num>
   <w:num w:numId="5" w16cid:durableId="476805756">
-    <w:abstractNumId w:val="2"/>
+    <w:abstractNumId w:val="6"/>
   </w:num>
   <w:num w:numId="6" w16cid:durableId="408619081">
     <w:abstractNumId w:val="0"/>
+  </w:num>
+  <w:num w:numId="7" w16cid:durableId="1333490096">
+    <w:abstractNumId w:val="4"/>
+  </w:num>
+  <w:num w:numId="8" w16cid:durableId="1529484034">
+    <w:abstractNumId w:val="9"/>
+  </w:num>
+  <w:num w:numId="9" w16cid:durableId="1948195359">
+    <w:abstractNumId w:val="5"/>
+  </w:num>
+  <w:num w:numId="10" w16cid:durableId="177815811">
+    <w:abstractNumId w:val="7"/>
+  </w:num>
+  <w:num w:numId="11" w16cid:durableId="765005686">
+    <w:abstractNumId w:val="10"/>
+  </w:num>
+  <w:num w:numId="12" w16cid:durableId="1644194049">
+    <w:abstractNumId w:val="1"/>
+  </w:num>
+  <w:num w:numId="13" w16cid:durableId="261842092">
+    <w:abstractNumId w:val="11"/>
+  </w:num>
+  <w:num w:numId="14" w16cid:durableId="565989922">
+    <w:abstractNumId w:val="3"/>
   </w:num>
 </w:numbering>
 </file>
@@ -3637,72 +3891,67 @@
   <w:style w:type="paragraph" w:default="1" w:styleId="Normale">
     <w:name w:val="Normal"/>
     <w:qFormat/>
-    <w:rsid w:val="00E97A7F"/>
+    <w:rsid w:val="00252926"/>
+    <w:rPr>
+      <w:color w:val="000000" w:themeColor="text1"/>
+      <w:sz w:val="26"/>
+    </w:rPr>
   </w:style>
   <w:style w:type="paragraph" w:styleId="Titolo1">
     <w:name w:val="heading 1"/>
-    <w:basedOn w:val="Normale"/>
+    <w:basedOn w:val="Titolo"/>
     <w:next w:val="Normale"/>
     <w:link w:val="Titolo1Carattere"/>
     <w:uiPriority w:val="9"/>
     <w:qFormat/>
-    <w:rsid w:val="00D2158A"/>
+    <w:rsid w:val="00E93455"/>
     <w:pPr>
       <w:keepNext/>
       <w:keepLines/>
-      <w:spacing w:before="360" w:after="40" w:line="240" w:lineRule="auto"/>
+      <w:spacing w:before="360" w:after="40"/>
+      <w:jc w:val="left"/>
       <w:outlineLvl w:val="0"/>
     </w:pPr>
     <w:rPr>
-      <w:rFonts w:asciiTheme="majorHAnsi" w:eastAsiaTheme="majorEastAsia" w:hAnsiTheme="majorHAnsi" w:cstheme="majorBidi"/>
-      <w:color w:val="538135" w:themeColor="accent6" w:themeShade="BF"/>
-      <w:sz w:val="40"/>
+      <w:b w:val="0"/>
+      <w:color w:val="000000" w:themeColor="text1"/>
+      <w:sz w:val="50"/>
       <w:szCs w:val="40"/>
     </w:rPr>
   </w:style>
   <w:style w:type="paragraph" w:styleId="Titolo2">
     <w:name w:val="heading 2"/>
-    <w:basedOn w:val="Normale"/>
+    <w:basedOn w:val="Titolo1"/>
     <w:next w:val="Normale"/>
     <w:link w:val="Titolo2Carattere"/>
     <w:uiPriority w:val="9"/>
-    <w:semiHidden/>
     <w:unhideWhenUsed/>
     <w:qFormat/>
-    <w:rsid w:val="00D2158A"/>
+    <w:rsid w:val="00F20819"/>
     <w:pPr>
-      <w:keepNext/>
-      <w:keepLines/>
-      <w:spacing w:before="80" w:after="0" w:line="240" w:lineRule="auto"/>
+      <w:spacing w:before="200" w:after="120"/>
       <w:outlineLvl w:val="1"/>
     </w:pPr>
     <w:rPr>
-      <w:rFonts w:asciiTheme="majorHAnsi" w:eastAsiaTheme="majorEastAsia" w:hAnsiTheme="majorHAnsi" w:cstheme="majorBidi"/>
-      <w:color w:val="538135" w:themeColor="accent6" w:themeShade="BF"/>
-      <w:sz w:val="28"/>
+      <w:sz w:val="40"/>
       <w:szCs w:val="28"/>
     </w:rPr>
   </w:style>
   <w:style w:type="paragraph" w:styleId="Titolo3">
     <w:name w:val="heading 3"/>
-    <w:basedOn w:val="Normale"/>
+    <w:basedOn w:val="Titolo2"/>
     <w:next w:val="Normale"/>
     <w:link w:val="Titolo3Carattere"/>
     <w:uiPriority w:val="9"/>
-    <w:semiHidden/>
     <w:unhideWhenUsed/>
     <w:qFormat/>
-    <w:rsid w:val="00D2158A"/>
+    <w:rsid w:val="00252926"/>
     <w:pPr>
-      <w:keepNext/>
-      <w:keepLines/>
-      <w:spacing w:before="80" w:after="0" w:line="240" w:lineRule="auto"/>
       <w:outlineLvl w:val="2"/>
     </w:pPr>
     <w:rPr>
-      <w:rFonts w:asciiTheme="majorHAnsi" w:eastAsiaTheme="majorEastAsia" w:hAnsiTheme="majorHAnsi" w:cstheme="majorBidi"/>
-      <w:color w:val="538135" w:themeColor="accent6" w:themeShade="BF"/>
-      <w:sz w:val="24"/>
+      <w:b/>
+      <w:sz w:val="30"/>
       <w:szCs w:val="24"/>
     </w:rPr>
   </w:style>
@@ -3853,6 +4102,7 @@
   <w:style w:type="character" w:default="1" w:styleId="Carpredefinitoparagrafo">
     <w:name w:val="Default Paragraph Font"/>
     <w:uiPriority w:val="1"/>
+    <w:semiHidden/>
     <w:unhideWhenUsed/>
   </w:style>
   <w:style w:type="table" w:default="1" w:styleId="Tabellanormale">
@@ -3881,11 +4131,13 @@
     <w:basedOn w:val="Carpredefinitoparagrafo"/>
     <w:link w:val="Titolo1"/>
     <w:uiPriority w:val="9"/>
-    <w:rsid w:val="00D2158A"/>
+    <w:rsid w:val="00E93455"/>
     <w:rPr>
       <w:rFonts w:asciiTheme="majorHAnsi" w:eastAsiaTheme="majorEastAsia" w:hAnsiTheme="majorHAnsi" w:cstheme="majorBidi"/>
-      <w:color w:val="538135" w:themeColor="accent6" w:themeShade="BF"/>
-      <w:sz w:val="40"/>
+      <w:b/>
+      <w:color w:val="000000" w:themeColor="text1"/>
+      <w:spacing w:val="-15"/>
+      <w:sz w:val="50"/>
       <w:szCs w:val="40"/>
     </w:rPr>
   </w:style>
@@ -3894,12 +4146,12 @@
     <w:basedOn w:val="Carpredefinitoparagrafo"/>
     <w:link w:val="Titolo2"/>
     <w:uiPriority w:val="9"/>
-    <w:semiHidden/>
-    <w:rsid w:val="00D2158A"/>
+    <w:rsid w:val="00F20819"/>
     <w:rPr>
       <w:rFonts w:asciiTheme="majorHAnsi" w:eastAsiaTheme="majorEastAsia" w:hAnsiTheme="majorHAnsi" w:cstheme="majorBidi"/>
-      <w:color w:val="538135" w:themeColor="accent6" w:themeShade="BF"/>
-      <w:sz w:val="28"/>
+      <w:color w:val="000000" w:themeColor="text1"/>
+      <w:spacing w:val="-15"/>
+      <w:sz w:val="40"/>
       <w:szCs w:val="28"/>
     </w:rPr>
   </w:style>
@@ -3908,12 +4160,13 @@
     <w:basedOn w:val="Carpredefinitoparagrafo"/>
     <w:link w:val="Titolo3"/>
     <w:uiPriority w:val="9"/>
-    <w:semiHidden/>
-    <w:rsid w:val="00D2158A"/>
+    <w:rsid w:val="00252926"/>
     <w:rPr>
       <w:rFonts w:asciiTheme="majorHAnsi" w:eastAsiaTheme="majorEastAsia" w:hAnsiTheme="majorHAnsi" w:cstheme="majorBidi"/>
-      <w:color w:val="538135" w:themeColor="accent6" w:themeShade="BF"/>
-      <w:sz w:val="24"/>
+      <w:b/>
+      <w:color w:val="000000" w:themeColor="text1"/>
+      <w:spacing w:val="-15"/>
+      <w:sz w:val="30"/>
       <w:szCs w:val="24"/>
     </w:rPr>
   </w:style>
@@ -4014,16 +4267,18 @@
     <w:link w:val="TitoloCarattere"/>
     <w:uiPriority w:val="10"/>
     <w:qFormat/>
-    <w:rsid w:val="00D2158A"/>
+    <w:rsid w:val="00252926"/>
     <w:pPr>
       <w:spacing w:after="0" w:line="240" w:lineRule="auto"/>
       <w:contextualSpacing/>
+      <w:jc w:val="center"/>
     </w:pPr>
     <w:rPr>
       <w:rFonts w:asciiTheme="majorHAnsi" w:eastAsiaTheme="majorEastAsia" w:hAnsiTheme="majorHAnsi" w:cstheme="majorBidi"/>
+      <w:b/>
       <w:color w:val="262626" w:themeColor="text1" w:themeTint="D9"/>
       <w:spacing w:val="-15"/>
-      <w:sz w:val="96"/>
+      <w:sz w:val="60"/>
       <w:szCs w:val="96"/>
     </w:rPr>
   </w:style>
@@ -4032,32 +4287,33 @@
     <w:basedOn w:val="Carpredefinitoparagrafo"/>
     <w:link w:val="Titolo"/>
     <w:uiPriority w:val="10"/>
-    <w:rsid w:val="00D2158A"/>
+    <w:rsid w:val="00252926"/>
     <w:rPr>
       <w:rFonts w:asciiTheme="majorHAnsi" w:eastAsiaTheme="majorEastAsia" w:hAnsiTheme="majorHAnsi" w:cstheme="majorBidi"/>
+      <w:b/>
       <w:color w:val="262626" w:themeColor="text1" w:themeTint="D9"/>
       <w:spacing w:val="-15"/>
-      <w:sz w:val="96"/>
+      <w:sz w:val="60"/>
       <w:szCs w:val="96"/>
     </w:rPr>
   </w:style>
   <w:style w:type="paragraph" w:styleId="Sottotitolo">
     <w:name w:val="Subtitle"/>
-    <w:basedOn w:val="Normale"/>
+    <w:basedOn w:val="Titolo"/>
     <w:next w:val="Normale"/>
     <w:link w:val="SottotitoloCarattere"/>
     <w:uiPriority w:val="11"/>
     <w:qFormat/>
-    <w:rsid w:val="00D2158A"/>
+    <w:rsid w:val="00252926"/>
     <w:pPr>
       <w:numPr>
         <w:ilvl w:val="1"/>
       </w:numPr>
-      <w:spacing w:line="240" w:lineRule="auto"/>
     </w:pPr>
     <w:rPr>
-      <w:rFonts w:asciiTheme="majorHAnsi" w:eastAsiaTheme="majorEastAsia" w:hAnsiTheme="majorHAnsi" w:cstheme="majorBidi"/>
-      <w:sz w:val="30"/>
+      <w:b w:val="0"/>
+      <w:i/>
+      <w:sz w:val="24"/>
       <w:szCs w:val="30"/>
     </w:rPr>
   </w:style>
@@ -4066,10 +4322,13 @@
     <w:basedOn w:val="Carpredefinitoparagrafo"/>
     <w:link w:val="Sottotitolo"/>
     <w:uiPriority w:val="11"/>
-    <w:rsid w:val="00D2158A"/>
+    <w:rsid w:val="00252926"/>
     <w:rPr>
       <w:rFonts w:asciiTheme="majorHAnsi" w:eastAsiaTheme="majorEastAsia" w:hAnsiTheme="majorHAnsi" w:cstheme="majorBidi"/>
-      <w:sz w:val="30"/>
+      <w:i/>
+      <w:color w:val="262626" w:themeColor="text1" w:themeTint="D9"/>
+      <w:spacing w:val="-15"/>
+      <w:sz w:val="24"/>
       <w:szCs w:val="30"/>
     </w:rPr>
   </w:style>
